--- a/OnePC.docx
+++ b/OnePC.docx
@@ -6,20 +6,16 @@
       <w:pPr>
         <w:rPr>
           <w:rFonts w:cs="Times New Roman"/>
-          <w:b w:val="0"/>
-          <w:bCs w:val="0"/>
-          <w:sz w:val="32"/>
-          <w:szCs w:val="24"/>
-        </w:rPr>
-      </w:pPr>
-      <w:proofErr w:type="spellStart"/>
-      <w:r>
-        <w:rPr>
-          <w:rFonts w:cs="Times New Roman"/>
-          <w:b w:val="0"/>
-          <w:bCs w:val="0"/>
-          <w:sz w:val="32"/>
-          <w:szCs w:val="24"/>
+          <w:sz w:val="36"/>
+          <w:szCs w:val="28"/>
+        </w:rPr>
+      </w:pPr>
+      <w:proofErr w:type="spellStart"/>
+      <w:r>
+        <w:rPr>
+          <w:rFonts w:cs="Times New Roman"/>
+          <w:sz w:val="36"/>
+          <w:szCs w:val="28"/>
         </w:rPr>
         <w:t>OnePc</w:t>
       </w:r>
@@ -27,21 +23,17 @@
       <w:r>
         <w:rPr>
           <w:rFonts w:cs="Times New Roman"/>
-          <w:b w:val="0"/>
-          <w:bCs w:val="0"/>
-          <w:sz w:val="32"/>
-          <w:szCs w:val="24"/>
-        </w:rPr>
-        <w:t xml:space="preserve"> </w:t>
-      </w:r>
-      <w:proofErr w:type="spellStart"/>
-      <w:r>
-        <w:rPr>
-          <w:rFonts w:cs="Times New Roman"/>
-          <w:b w:val="0"/>
-          <w:bCs w:val="0"/>
-          <w:sz w:val="32"/>
-          <w:szCs w:val="24"/>
+          <w:sz w:val="36"/>
+          <w:szCs w:val="28"/>
+        </w:rPr>
+        <w:t xml:space="preserve"> </w:t>
+      </w:r>
+      <w:proofErr w:type="spellStart"/>
+      <w:r>
+        <w:rPr>
+          <w:rFonts w:cs="Times New Roman"/>
+          <w:sz w:val="36"/>
+          <w:szCs w:val="28"/>
         </w:rPr>
         <w:t>Platformasi</w:t>
       </w:r>
@@ -49,10 +41,8 @@
       <w:r>
         <w:rPr>
           <w:rFonts w:cs="Times New Roman"/>
-          <w:b w:val="0"/>
-          <w:bCs w:val="0"/>
-          <w:sz w:val="32"/>
-          <w:szCs w:val="24"/>
+          <w:sz w:val="36"/>
+          <w:szCs w:val="28"/>
         </w:rPr>
         <w:t xml:space="preserve">: </w:t>
       </w:r>
@@ -60,10 +50,8 @@
       <w:r>
         <w:rPr>
           <w:rFonts w:cs="Times New Roman"/>
-          <w:b w:val="0"/>
-          <w:bCs w:val="0"/>
-          <w:sz w:val="32"/>
-          <w:szCs w:val="24"/>
+          <w:sz w:val="36"/>
+          <w:szCs w:val="28"/>
         </w:rPr>
         <w:t>Texnik</w:t>
       </w:r>
@@ -71,21 +59,17 @@
       <w:r>
         <w:rPr>
           <w:rFonts w:cs="Times New Roman"/>
-          <w:b w:val="0"/>
-          <w:bCs w:val="0"/>
-          <w:sz w:val="32"/>
-          <w:szCs w:val="24"/>
-        </w:rPr>
-        <w:t xml:space="preserve"> </w:t>
-      </w:r>
-      <w:proofErr w:type="spellStart"/>
-      <w:r>
-        <w:rPr>
-          <w:rFonts w:cs="Times New Roman"/>
-          <w:b w:val="0"/>
-          <w:bCs w:val="0"/>
-          <w:sz w:val="32"/>
-          <w:szCs w:val="24"/>
+          <w:sz w:val="36"/>
+          <w:szCs w:val="28"/>
+        </w:rPr>
+        <w:t xml:space="preserve"> </w:t>
+      </w:r>
+      <w:proofErr w:type="spellStart"/>
+      <w:r>
+        <w:rPr>
+          <w:rFonts w:cs="Times New Roman"/>
+          <w:sz w:val="36"/>
+          <w:szCs w:val="28"/>
         </w:rPr>
         <w:t>Arxitektura</w:t>
       </w:r>
@@ -93,21 +77,17 @@
       <w:r>
         <w:rPr>
           <w:rFonts w:cs="Times New Roman"/>
-          <w:b w:val="0"/>
-          <w:bCs w:val="0"/>
-          <w:sz w:val="32"/>
-          <w:szCs w:val="24"/>
-        </w:rPr>
-        <w:t xml:space="preserve"> </w:t>
-      </w:r>
-      <w:proofErr w:type="spellStart"/>
-      <w:r>
-        <w:rPr>
-          <w:rFonts w:cs="Times New Roman"/>
-          <w:b w:val="0"/>
-          <w:bCs w:val="0"/>
-          <w:sz w:val="32"/>
-          <w:szCs w:val="24"/>
+          <w:sz w:val="36"/>
+          <w:szCs w:val="28"/>
+        </w:rPr>
+        <w:t xml:space="preserve"> </w:t>
+      </w:r>
+      <w:proofErr w:type="spellStart"/>
+      <w:r>
+        <w:rPr>
+          <w:rFonts w:cs="Times New Roman"/>
+          <w:sz w:val="36"/>
+          <w:szCs w:val="28"/>
         </w:rPr>
         <w:t>va</w:t>
       </w:r>
@@ -115,21 +95,17 @@
       <w:r>
         <w:rPr>
           <w:rFonts w:cs="Times New Roman"/>
-          <w:b w:val="0"/>
-          <w:bCs w:val="0"/>
-          <w:sz w:val="32"/>
-          <w:szCs w:val="24"/>
-        </w:rPr>
-        <w:t xml:space="preserve"> </w:t>
-      </w:r>
-      <w:proofErr w:type="spellStart"/>
-      <w:r>
-        <w:rPr>
-          <w:rFonts w:cs="Times New Roman"/>
-          <w:b w:val="0"/>
-          <w:bCs w:val="0"/>
-          <w:sz w:val="32"/>
-          <w:szCs w:val="24"/>
+          <w:sz w:val="36"/>
+          <w:szCs w:val="28"/>
+        </w:rPr>
+        <w:t xml:space="preserve"> </w:t>
+      </w:r>
+      <w:proofErr w:type="spellStart"/>
+      <w:r>
+        <w:rPr>
+          <w:rFonts w:cs="Times New Roman"/>
+          <w:sz w:val="36"/>
+          <w:szCs w:val="28"/>
         </w:rPr>
         <w:t>Tizim</w:t>
       </w:r>
@@ -137,21 +113,17 @@
       <w:r>
         <w:rPr>
           <w:rFonts w:cs="Times New Roman"/>
-          <w:b w:val="0"/>
-          <w:bCs w:val="0"/>
-          <w:sz w:val="32"/>
-          <w:szCs w:val="24"/>
-        </w:rPr>
-        <w:t xml:space="preserve"> </w:t>
-      </w:r>
-      <w:proofErr w:type="spellStart"/>
-      <w:r>
-        <w:rPr>
-          <w:rFonts w:cs="Times New Roman"/>
-          <w:b w:val="0"/>
-          <w:bCs w:val="0"/>
-          <w:sz w:val="32"/>
-          <w:szCs w:val="24"/>
+          <w:sz w:val="36"/>
+          <w:szCs w:val="28"/>
+        </w:rPr>
+        <w:t xml:space="preserve"> </w:t>
+      </w:r>
+      <w:proofErr w:type="spellStart"/>
+      <w:r>
+        <w:rPr>
+          <w:rFonts w:cs="Times New Roman"/>
+          <w:sz w:val="36"/>
+          <w:szCs w:val="28"/>
         </w:rPr>
         <w:t>Hisoboti</w:t>
       </w:r>
@@ -161,25 +133,23 @@
       <w:pPr>
         <w:rPr>
           <w:rFonts w:cs="Times New Roman"/>
-          <w:b w:val="0"/>
-          <w:bCs w:val="0"/>
-          <w:sz w:val="32"/>
-          <w:szCs w:val="24"/>
-        </w:rPr>
-      </w:pPr>
-      <w:r>
-        <w:rPr>
-          <w:rFonts w:cs="Times New Roman"/>
-          <w:b w:val="0"/>
-          <w:bCs w:val="0"/>
-          <w:sz w:val="32"/>
-          <w:szCs w:val="24"/>
-        </w:rPr>
-        <w:t>1. Kirish (Introduction)</w:t>
+          <w:sz w:val="32"/>
+          <w:szCs w:val="24"/>
+        </w:rPr>
+      </w:pPr>
+      <w:r>
+        <w:rPr>
+          <w:rFonts w:cs="Times New Roman"/>
+          <w:sz w:val="32"/>
+          <w:szCs w:val="24"/>
+        </w:rPr>
+        <w:t>1. Kirish</w:t>
       </w:r>
     </w:p>
     <w:p>
       <w:pPr>
+        <w:ind w:firstLine="720"/>
+        <w:jc w:val="both"/>
         <w:rPr>
           <w:rFonts w:cs="Times New Roman"/>
           <w:b w:val="0"/>
@@ -1161,17 +1131,13 @@
       <w:pPr>
         <w:rPr>
           <w:rFonts w:cs="Times New Roman"/>
-          <w:b w:val="0"/>
-          <w:bCs w:val="0"/>
-          <w:sz w:val="32"/>
-          <w:szCs w:val="24"/>
-        </w:rPr>
-      </w:pPr>
-      <w:r>
-        <w:rPr>
-          <w:rFonts w:cs="Times New Roman"/>
-          <w:b w:val="0"/>
-          <w:bCs w:val="0"/>
+          <w:sz w:val="32"/>
+          <w:szCs w:val="24"/>
+        </w:rPr>
+      </w:pPr>
+      <w:r>
+        <w:rPr>
+          <w:rFonts w:cs="Times New Roman"/>
           <w:sz w:val="32"/>
           <w:szCs w:val="24"/>
         </w:rPr>
@@ -1181,8 +1147,6 @@
       <w:r>
         <w:rPr>
           <w:rFonts w:cs="Times New Roman"/>
-          <w:b w:val="0"/>
-          <w:bCs w:val="0"/>
           <w:sz w:val="32"/>
           <w:szCs w:val="24"/>
         </w:rPr>
@@ -1192,16 +1156,15 @@
       <w:r>
         <w:rPr>
           <w:rFonts w:cs="Times New Roman"/>
-          <w:b w:val="0"/>
-          <w:bCs w:val="0"/>
-          <w:sz w:val="32"/>
-          <w:szCs w:val="24"/>
-        </w:rPr>
-        <w:t xml:space="preserve"> Stek (Technologies)</w:t>
+          <w:sz w:val="32"/>
+          <w:szCs w:val="24"/>
+        </w:rPr>
+        <w:t xml:space="preserve"> Stek</w:t>
       </w:r>
     </w:p>
     <w:p>
       <w:pPr>
+        <w:jc w:val="both"/>
         <w:rPr>
           <w:rFonts w:cs="Times New Roman"/>
           <w:b w:val="0"/>
@@ -1457,7 +1420,7 @@
       <w:pPr>
         <w:numPr>
           <w:ilvl w:val="0"/>
-          <w:numId w:val="11"/>
+          <w:numId w:val="24"/>
         </w:numPr>
         <w:rPr>
           <w:rFonts w:cs="Times New Roman"/>
@@ -1470,12 +1433,20 @@
       <w:r>
         <w:rPr>
           <w:rFonts w:cs="Times New Roman"/>
-          <w:b w:val="0"/>
-          <w:bCs w:val="0"/>
-          <w:sz w:val="32"/>
-          <w:szCs w:val="24"/>
-        </w:rPr>
-        <w:t xml:space="preserve">Frontend: Next.js 16 (App Router, </w:t>
+          <w:sz w:val="32"/>
+          <w:szCs w:val="24"/>
+        </w:rPr>
+        <w:t>Frontend:</w:t>
+      </w:r>
+      <w:r>
+        <w:rPr>
+          <w:rFonts w:cs="Times New Roman"/>
+          <w:b w:val="0"/>
+          <w:bCs w:val="0"/>
+          <w:sz w:val="32"/>
+          <w:szCs w:val="24"/>
+        </w:rPr>
+        <w:t xml:space="preserve"> Next.js 16 (App Router, </w:t>
       </w:r>
       <w:proofErr w:type="spellStart"/>
       <w:r>
@@ -1504,7 +1475,7 @@
       <w:pPr>
         <w:numPr>
           <w:ilvl w:val="0"/>
-          <w:numId w:val="11"/>
+          <w:numId w:val="24"/>
         </w:numPr>
         <w:rPr>
           <w:rFonts w:cs="Times New Roman"/>
@@ -1517,12 +1488,20 @@
       <w:r>
         <w:rPr>
           <w:rFonts w:cs="Times New Roman"/>
-          <w:b w:val="0"/>
-          <w:bCs w:val="0"/>
-          <w:sz w:val="32"/>
-          <w:szCs w:val="24"/>
-        </w:rPr>
-        <w:t xml:space="preserve">Styling &amp; UI: Tailwind CSS, Radix UI (accessibility </w:t>
+          <w:sz w:val="32"/>
+          <w:szCs w:val="24"/>
+        </w:rPr>
+        <w:t>Styling &amp; UI</w:t>
+      </w:r>
+      <w:r>
+        <w:rPr>
+          <w:rFonts w:cs="Times New Roman"/>
+          <w:b w:val="0"/>
+          <w:bCs w:val="0"/>
+          <w:sz w:val="32"/>
+          <w:szCs w:val="24"/>
+        </w:rPr>
+        <w:t xml:space="preserve">: Tailwind CSS, Radix UI (accessibility </w:t>
       </w:r>
       <w:proofErr w:type="spellStart"/>
       <w:r>
@@ -1551,7 +1530,7 @@
       <w:pPr>
         <w:numPr>
           <w:ilvl w:val="0"/>
-          <w:numId w:val="11"/>
+          <w:numId w:val="24"/>
         </w:numPr>
         <w:rPr>
           <w:rFonts w:cs="Times New Roman"/>
@@ -1564,12 +1543,20 @@
       <w:r>
         <w:rPr>
           <w:rFonts w:cs="Times New Roman"/>
-          <w:b w:val="0"/>
-          <w:bCs w:val="0"/>
-          <w:sz w:val="32"/>
-          <w:szCs w:val="24"/>
-        </w:rPr>
-        <w:t xml:space="preserve">State Management: </w:t>
+          <w:sz w:val="32"/>
+          <w:szCs w:val="24"/>
+        </w:rPr>
+        <w:t>State Management:</w:t>
+      </w:r>
+      <w:r>
+        <w:rPr>
+          <w:rFonts w:cs="Times New Roman"/>
+          <w:b w:val="0"/>
+          <w:bCs w:val="0"/>
+          <w:sz w:val="32"/>
+          <w:szCs w:val="24"/>
+        </w:rPr>
+        <w:t xml:space="preserve"> </w:t>
       </w:r>
       <w:proofErr w:type="spellStart"/>
       <w:r>
@@ -1686,7 +1673,7 @@
       <w:pPr>
         <w:numPr>
           <w:ilvl w:val="0"/>
-          <w:numId w:val="11"/>
+          <w:numId w:val="24"/>
         </w:numPr>
         <w:rPr>
           <w:rFonts w:cs="Times New Roman"/>
@@ -1699,12 +1686,20 @@
       <w:r>
         <w:rPr>
           <w:rFonts w:cs="Times New Roman"/>
-          <w:b w:val="0"/>
-          <w:bCs w:val="0"/>
-          <w:sz w:val="32"/>
-          <w:szCs w:val="24"/>
-        </w:rPr>
-        <w:t xml:space="preserve">Backend &amp; BaaS: Google Firebase (Auth, Cloud </w:t>
+          <w:sz w:val="32"/>
+          <w:szCs w:val="24"/>
+        </w:rPr>
+        <w:t>Backend &amp; BaaS:</w:t>
+      </w:r>
+      <w:r>
+        <w:rPr>
+          <w:rFonts w:cs="Times New Roman"/>
+          <w:b w:val="0"/>
+          <w:bCs w:val="0"/>
+          <w:sz w:val="32"/>
+          <w:szCs w:val="24"/>
+        </w:rPr>
+        <w:t xml:space="preserve"> Google Firebase (Auth, Cloud </w:t>
       </w:r>
       <w:proofErr w:type="spellStart"/>
       <w:r>
@@ -1733,7 +1728,7 @@
       <w:pPr>
         <w:numPr>
           <w:ilvl w:val="0"/>
-          <w:numId w:val="11"/>
+          <w:numId w:val="24"/>
         </w:numPr>
         <w:rPr>
           <w:rFonts w:cs="Times New Roman"/>
@@ -1746,8 +1741,6 @@
       <w:r>
         <w:rPr>
           <w:rFonts w:cs="Times New Roman"/>
-          <w:b w:val="0"/>
-          <w:bCs w:val="0"/>
           <w:sz w:val="32"/>
           <w:szCs w:val="24"/>
         </w:rPr>
@@ -1757,8 +1750,6 @@
       <w:r>
         <w:rPr>
           <w:rFonts w:cs="Times New Roman"/>
-          <w:b w:val="0"/>
-          <w:bCs w:val="0"/>
           <w:sz w:val="32"/>
           <w:szCs w:val="24"/>
         </w:rPr>
@@ -1768,29 +1759,33 @@
       <w:r>
         <w:rPr>
           <w:rFonts w:cs="Times New Roman"/>
-          <w:b w:val="0"/>
-          <w:bCs w:val="0"/>
-          <w:sz w:val="32"/>
-          <w:szCs w:val="24"/>
-        </w:rPr>
-        <w:t>: Next.js Serverless API Routes</w:t>
+          <w:sz w:val="32"/>
+          <w:szCs w:val="24"/>
+        </w:rPr>
+        <w:t>:</w:t>
+      </w:r>
+      <w:r>
+        <w:rPr>
+          <w:rFonts w:cs="Times New Roman"/>
+          <w:b w:val="0"/>
+          <w:bCs w:val="0"/>
+          <w:sz w:val="32"/>
+          <w:szCs w:val="24"/>
+        </w:rPr>
+        <w:t xml:space="preserve"> Next.js Serverless API Routes</w:t>
       </w:r>
     </w:p>
     <w:p>
       <w:pPr>
         <w:rPr>
           <w:rFonts w:cs="Times New Roman"/>
-          <w:b w:val="0"/>
-          <w:bCs w:val="0"/>
-          <w:sz w:val="32"/>
-          <w:szCs w:val="24"/>
-        </w:rPr>
-      </w:pPr>
-      <w:r>
-        <w:rPr>
-          <w:rFonts w:cs="Times New Roman"/>
-          <w:b w:val="0"/>
-          <w:bCs w:val="0"/>
+          <w:sz w:val="32"/>
+          <w:szCs w:val="24"/>
+        </w:rPr>
+      </w:pPr>
+      <w:r>
+        <w:rPr>
+          <w:rFonts w:cs="Times New Roman"/>
           <w:sz w:val="32"/>
           <w:szCs w:val="24"/>
         </w:rPr>
@@ -1800,8 +1795,6 @@
       <w:r>
         <w:rPr>
           <w:rFonts w:cs="Times New Roman"/>
-          <w:b w:val="0"/>
-          <w:bCs w:val="0"/>
           <w:sz w:val="32"/>
           <w:szCs w:val="24"/>
         </w:rPr>
@@ -1811,38 +1804,25 @@
       <w:r>
         <w:rPr>
           <w:rFonts w:cs="Times New Roman"/>
-          <w:b w:val="0"/>
-          <w:bCs w:val="0"/>
-          <w:sz w:val="32"/>
-          <w:szCs w:val="24"/>
-        </w:rPr>
-        <w:t xml:space="preserve"> </w:t>
-      </w:r>
-      <w:proofErr w:type="spellStart"/>
-      <w:r>
-        <w:rPr>
-          <w:rFonts w:cs="Times New Roman"/>
-          <w:b w:val="0"/>
-          <w:bCs w:val="0"/>
+          <w:sz w:val="32"/>
+          <w:szCs w:val="24"/>
+        </w:rPr>
+        <w:t xml:space="preserve"> </w:t>
+      </w:r>
+      <w:proofErr w:type="spellStart"/>
+      <w:r>
+        <w:rPr>
+          <w:rFonts w:cs="Times New Roman"/>
           <w:sz w:val="32"/>
           <w:szCs w:val="24"/>
         </w:rPr>
         <w:t>Arxitekturasi</w:t>
       </w:r>
       <w:proofErr w:type="spellEnd"/>
-      <w:r>
-        <w:rPr>
-          <w:rFonts w:cs="Times New Roman"/>
-          <w:b w:val="0"/>
-          <w:bCs w:val="0"/>
-          <w:sz w:val="32"/>
-          <w:szCs w:val="24"/>
-        </w:rPr>
-        <w:t xml:space="preserve"> (Architecture)</w:t>
-      </w:r>
     </w:p>
     <w:p>
       <w:pPr>
+        <w:jc w:val="both"/>
         <w:rPr>
           <w:rFonts w:cs="Times New Roman"/>
           <w:b w:val="0"/>
@@ -2785,17 +2765,13 @@
       <w:pPr>
         <w:rPr>
           <w:rFonts w:cs="Times New Roman"/>
-          <w:b w:val="0"/>
-          <w:bCs w:val="0"/>
-          <w:sz w:val="32"/>
-          <w:szCs w:val="24"/>
-        </w:rPr>
-      </w:pPr>
-      <w:r>
-        <w:rPr>
-          <w:rFonts w:cs="Times New Roman"/>
-          <w:b w:val="0"/>
-          <w:bCs w:val="0"/>
+          <w:sz w:val="32"/>
+          <w:szCs w:val="24"/>
+        </w:rPr>
+      </w:pPr>
+      <w:r>
+        <w:rPr>
+          <w:rFonts w:cs="Times New Roman"/>
           <w:sz w:val="32"/>
           <w:szCs w:val="24"/>
         </w:rPr>
@@ -2805,8 +2781,6 @@
       <w:r>
         <w:rPr>
           <w:rFonts w:cs="Times New Roman"/>
-          <w:b w:val="0"/>
-          <w:bCs w:val="0"/>
           <w:sz w:val="32"/>
           <w:szCs w:val="24"/>
         </w:rPr>
@@ -2816,19 +2790,15 @@
       <w:r>
         <w:rPr>
           <w:rFonts w:cs="Times New Roman"/>
-          <w:b w:val="0"/>
-          <w:bCs w:val="0"/>
-          <w:sz w:val="32"/>
-          <w:szCs w:val="24"/>
-        </w:rPr>
-        <w:t xml:space="preserve"> </w:t>
-      </w:r>
-      <w:proofErr w:type="spellStart"/>
-      <w:r>
-        <w:rPr>
-          <w:rFonts w:cs="Times New Roman"/>
-          <w:b w:val="0"/>
-          <w:bCs w:val="0"/>
+          <w:sz w:val="32"/>
+          <w:szCs w:val="24"/>
+        </w:rPr>
+        <w:t xml:space="preserve"> </w:t>
+      </w:r>
+      <w:proofErr w:type="spellStart"/>
+      <w:r>
+        <w:rPr>
+          <w:rFonts w:cs="Times New Roman"/>
           <w:sz w:val="32"/>
           <w:szCs w:val="24"/>
         </w:rPr>
@@ -2838,16 +2808,15 @@
       <w:r>
         <w:rPr>
           <w:rFonts w:cs="Times New Roman"/>
-          <w:b w:val="0"/>
-          <w:bCs w:val="0"/>
-          <w:sz w:val="32"/>
-          <w:szCs w:val="24"/>
-        </w:rPr>
-        <w:t xml:space="preserve"> (User Roles - RBAC)</w:t>
+          <w:sz w:val="32"/>
+          <w:szCs w:val="24"/>
+        </w:rPr>
+        <w:t xml:space="preserve"> </w:t>
       </w:r>
     </w:p>
     <w:p>
       <w:pPr>
+        <w:jc w:val="both"/>
         <w:rPr>
           <w:rFonts w:cs="Times New Roman"/>
           <w:b w:val="0"/>
@@ -2993,8 +2962,9 @@
       <w:pPr>
         <w:numPr>
           <w:ilvl w:val="0"/>
-          <w:numId w:val="12"/>
+          <w:numId w:val="25"/>
         </w:numPr>
+        <w:jc w:val="both"/>
         <w:rPr>
           <w:rFonts w:cs="Times New Roman"/>
           <w:b w:val="0"/>
@@ -3282,8 +3252,9 @@
       <w:pPr>
         <w:numPr>
           <w:ilvl w:val="0"/>
-          <w:numId w:val="12"/>
+          <w:numId w:val="25"/>
         </w:numPr>
+        <w:jc w:val="both"/>
         <w:rPr>
           <w:rFonts w:cs="Times New Roman"/>
           <w:b w:val="0"/>
@@ -3593,8 +3564,9 @@
       <w:pPr>
         <w:numPr>
           <w:ilvl w:val="0"/>
-          <w:numId w:val="12"/>
+          <w:numId w:val="25"/>
         </w:numPr>
+        <w:jc w:val="both"/>
         <w:rPr>
           <w:rFonts w:cs="Times New Roman"/>
           <w:b w:val="0"/>
@@ -3992,17 +3964,13 @@
       <w:pPr>
         <w:rPr>
           <w:rFonts w:cs="Times New Roman"/>
-          <w:b w:val="0"/>
-          <w:bCs w:val="0"/>
-          <w:sz w:val="32"/>
-          <w:szCs w:val="24"/>
-        </w:rPr>
-      </w:pPr>
-      <w:r>
-        <w:rPr>
-          <w:rFonts w:cs="Times New Roman"/>
-          <w:b w:val="0"/>
-          <w:bCs w:val="0"/>
+          <w:sz w:val="32"/>
+          <w:szCs w:val="24"/>
+        </w:rPr>
+      </w:pPr>
+      <w:r>
+        <w:rPr>
+          <w:rFonts w:cs="Times New Roman"/>
           <w:sz w:val="32"/>
           <w:szCs w:val="24"/>
         </w:rPr>
@@ -4013,8 +3981,6 @@
       <w:r>
         <w:rPr>
           <w:rFonts w:cs="Times New Roman"/>
-          <w:b w:val="0"/>
-          <w:bCs w:val="0"/>
           <w:sz w:val="32"/>
           <w:szCs w:val="24"/>
         </w:rPr>
@@ -4024,19 +3990,15 @@
       <w:r>
         <w:rPr>
           <w:rFonts w:cs="Times New Roman"/>
-          <w:b w:val="0"/>
-          <w:bCs w:val="0"/>
-          <w:sz w:val="32"/>
-          <w:szCs w:val="24"/>
-        </w:rPr>
-        <w:t xml:space="preserve"> </w:t>
-      </w:r>
-      <w:proofErr w:type="spellStart"/>
-      <w:r>
-        <w:rPr>
-          <w:rFonts w:cs="Times New Roman"/>
-          <w:b w:val="0"/>
-          <w:bCs w:val="0"/>
+          <w:sz w:val="32"/>
+          <w:szCs w:val="24"/>
+        </w:rPr>
+        <w:t xml:space="preserve"> </w:t>
+      </w:r>
+      <w:proofErr w:type="spellStart"/>
+      <w:r>
+        <w:rPr>
+          <w:rFonts w:cs="Times New Roman"/>
           <w:sz w:val="32"/>
           <w:szCs w:val="24"/>
         </w:rPr>
@@ -4046,19 +4008,15 @@
       <w:r>
         <w:rPr>
           <w:rFonts w:cs="Times New Roman"/>
-          <w:b w:val="0"/>
-          <w:bCs w:val="0"/>
-          <w:sz w:val="32"/>
-          <w:szCs w:val="24"/>
-        </w:rPr>
-        <w:t xml:space="preserve"> </w:t>
-      </w:r>
-      <w:proofErr w:type="spellStart"/>
-      <w:r>
-        <w:rPr>
-          <w:rFonts w:cs="Times New Roman"/>
-          <w:b w:val="0"/>
-          <w:bCs w:val="0"/>
+          <w:sz w:val="32"/>
+          <w:szCs w:val="24"/>
+        </w:rPr>
+        <w:t xml:space="preserve"> </w:t>
+      </w:r>
+      <w:proofErr w:type="spellStart"/>
+      <w:r>
+        <w:rPr>
+          <w:rFonts w:cs="Times New Roman"/>
           <w:sz w:val="32"/>
           <w:szCs w:val="24"/>
         </w:rPr>
@@ -4068,16 +4026,15 @@
       <w:r>
         <w:rPr>
           <w:rFonts w:cs="Times New Roman"/>
-          <w:b w:val="0"/>
-          <w:bCs w:val="0"/>
-          <w:sz w:val="32"/>
-          <w:szCs w:val="24"/>
-        </w:rPr>
-        <w:t xml:space="preserve"> Tizimi (Order &amp; Delivery System)</w:t>
+          <w:sz w:val="32"/>
+          <w:szCs w:val="24"/>
+        </w:rPr>
+        <w:t xml:space="preserve"> Tizimi</w:t>
       </w:r>
     </w:p>
     <w:p>
       <w:pPr>
+        <w:jc w:val="both"/>
         <w:rPr>
           <w:rFonts w:cs="Times New Roman"/>
           <w:b w:val="0"/>
@@ -4333,8 +4290,9 @@
       <w:pPr>
         <w:numPr>
           <w:ilvl w:val="0"/>
-          <w:numId w:val="13"/>
+          <w:numId w:val="26"/>
         </w:numPr>
+        <w:jc w:val="both"/>
         <w:rPr>
           <w:rFonts w:cs="Times New Roman"/>
           <w:b w:val="0"/>
@@ -4636,8 +4594,9 @@
       <w:pPr>
         <w:numPr>
           <w:ilvl w:val="0"/>
-          <w:numId w:val="13"/>
+          <w:numId w:val="26"/>
         </w:numPr>
+        <w:jc w:val="both"/>
         <w:rPr>
           <w:rFonts w:cs="Times New Roman"/>
           <w:b w:val="0"/>
@@ -5079,69 +5038,22 @@
       <w:pPr>
         <w:rPr>
           <w:rFonts w:cs="Times New Roman"/>
-          <w:b w:val="0"/>
-          <w:bCs w:val="0"/>
-          <w:sz w:val="32"/>
-          <w:szCs w:val="24"/>
-        </w:rPr>
-      </w:pPr>
-      <w:r>
-        <w:rPr>
-          <w:rFonts w:cs="Times New Roman"/>
-          <w:b w:val="0"/>
-          <w:bCs w:val="0"/>
-          <w:sz w:val="32"/>
-          <w:szCs w:val="24"/>
-        </w:rPr>
-        <w:t>6. PC Builder Moduli (</w:t>
-      </w:r>
-      <w:proofErr w:type="spellStart"/>
-      <w:r>
-        <w:rPr>
-          <w:rFonts w:cs="Times New Roman"/>
-          <w:b w:val="0"/>
-          <w:bCs w:val="0"/>
-          <w:sz w:val="32"/>
-          <w:szCs w:val="24"/>
-        </w:rPr>
-        <w:t>Kompyuter</w:t>
-      </w:r>
-      <w:proofErr w:type="spellEnd"/>
-      <w:r>
-        <w:rPr>
-          <w:rFonts w:cs="Times New Roman"/>
-          <w:b w:val="0"/>
-          <w:bCs w:val="0"/>
-          <w:sz w:val="32"/>
-          <w:szCs w:val="24"/>
-        </w:rPr>
-        <w:t xml:space="preserve"> </w:t>
-      </w:r>
-      <w:proofErr w:type="spellStart"/>
-      <w:r>
-        <w:rPr>
-          <w:rFonts w:cs="Times New Roman"/>
-          <w:b w:val="0"/>
-          <w:bCs w:val="0"/>
-          <w:sz w:val="32"/>
-          <w:szCs w:val="24"/>
-        </w:rPr>
-        <w:t>Konstruktori</w:t>
-      </w:r>
-      <w:proofErr w:type="spellEnd"/>
-      <w:r>
-        <w:rPr>
-          <w:rFonts w:cs="Times New Roman"/>
-          <w:b w:val="0"/>
-          <w:bCs w:val="0"/>
-          <w:sz w:val="32"/>
-          <w:szCs w:val="24"/>
-        </w:rPr>
-        <w:t>)</w:t>
+          <w:sz w:val="32"/>
+          <w:szCs w:val="24"/>
+        </w:rPr>
+      </w:pPr>
+      <w:r>
+        <w:rPr>
+          <w:rFonts w:cs="Times New Roman"/>
+          <w:sz w:val="32"/>
+          <w:szCs w:val="24"/>
+        </w:rPr>
+        <w:t xml:space="preserve">6. PC Builder Moduli </w:t>
       </w:r>
     </w:p>
     <w:p>
       <w:pPr>
+        <w:jc w:val="both"/>
         <w:rPr>
           <w:rFonts w:cs="Times New Roman"/>
           <w:b w:val="0"/>
@@ -5331,8 +5243,9 @@
       <w:pPr>
         <w:numPr>
           <w:ilvl w:val="0"/>
-          <w:numId w:val="14"/>
+          <w:numId w:val="27"/>
         </w:numPr>
+        <w:jc w:val="both"/>
         <w:rPr>
           <w:rFonts w:cs="Times New Roman"/>
           <w:b w:val="0"/>
@@ -5730,8 +5643,9 @@
       <w:pPr>
         <w:numPr>
           <w:ilvl w:val="0"/>
-          <w:numId w:val="14"/>
+          <w:numId w:val="27"/>
         </w:numPr>
+        <w:jc w:val="both"/>
         <w:rPr>
           <w:rFonts w:cs="Times New Roman"/>
           <w:b w:val="0"/>
@@ -5975,8 +5889,9 @@
       <w:pPr>
         <w:numPr>
           <w:ilvl w:val="0"/>
-          <w:numId w:val="14"/>
+          <w:numId w:val="27"/>
         </w:numPr>
+        <w:jc w:val="both"/>
         <w:rPr>
           <w:rFonts w:cs="Times New Roman"/>
           <w:b w:val="0"/>
@@ -6352,425 +6267,406 @@
       <w:pPr>
         <w:rPr>
           <w:rFonts w:cs="Times New Roman"/>
-          <w:b w:val="0"/>
-          <w:bCs w:val="0"/>
-          <w:sz w:val="32"/>
-          <w:szCs w:val="24"/>
-        </w:rPr>
-      </w:pPr>
-      <w:r>
-        <w:rPr>
-          <w:rFonts w:cs="Times New Roman"/>
-          <w:b w:val="0"/>
-          <w:bCs w:val="0"/>
-          <w:sz w:val="32"/>
-          <w:szCs w:val="24"/>
-        </w:rPr>
-        <w:t xml:space="preserve">7. </w:t>
-      </w:r>
-      <w:proofErr w:type="spellStart"/>
-      <w:r>
-        <w:rPr>
-          <w:rFonts w:cs="Times New Roman"/>
-          <w:b w:val="0"/>
-          <w:bCs w:val="0"/>
-          <w:sz w:val="32"/>
-          <w:szCs w:val="24"/>
-        </w:rPr>
-        <w:t>Xavfsizlik</w:t>
-      </w:r>
-      <w:proofErr w:type="spellEnd"/>
-      <w:r>
-        <w:rPr>
-          <w:rFonts w:cs="Times New Roman"/>
-          <w:b w:val="0"/>
-          <w:bCs w:val="0"/>
-          <w:sz w:val="32"/>
-          <w:szCs w:val="24"/>
-        </w:rPr>
-        <w:t xml:space="preserve"> </w:t>
-      </w:r>
-      <w:proofErr w:type="spellStart"/>
-      <w:r>
-        <w:rPr>
-          <w:rFonts w:cs="Times New Roman"/>
-          <w:b w:val="0"/>
-          <w:bCs w:val="0"/>
-          <w:sz w:val="32"/>
-          <w:szCs w:val="24"/>
-        </w:rPr>
-        <w:t>Mexanizmlari</w:t>
-      </w:r>
-      <w:proofErr w:type="spellEnd"/>
-      <w:r>
-        <w:rPr>
-          <w:rFonts w:cs="Times New Roman"/>
-          <w:b w:val="0"/>
-          <w:bCs w:val="0"/>
-          <w:sz w:val="32"/>
-          <w:szCs w:val="24"/>
-        </w:rPr>
-        <w:t xml:space="preserve"> (Security) </w:t>
-      </w:r>
-      <w:r>
-        <w:rPr>
-          <w:rFonts w:ascii="Segoe UI Emoji" w:hAnsi="Segoe UI Emoji" w:cs="Segoe UI Emoji"/>
-          <w:b w:val="0"/>
-          <w:bCs w:val="0"/>
-          <w:sz w:val="32"/>
-          <w:szCs w:val="24"/>
-        </w:rPr>
-        <w:t>🔐</w:t>
-      </w:r>
+          <w:sz w:val="32"/>
+          <w:szCs w:val="24"/>
+        </w:rPr>
+      </w:pPr>
     </w:p>
     <w:p>
       <w:pPr>
         <w:rPr>
           <w:rFonts w:cs="Times New Roman"/>
-          <w:b w:val="0"/>
-          <w:bCs w:val="0"/>
-          <w:sz w:val="32"/>
-          <w:szCs w:val="24"/>
-        </w:rPr>
-      </w:pPr>
-      <w:proofErr w:type="spellStart"/>
-      <w:r>
-        <w:rPr>
-          <w:rFonts w:cs="Times New Roman"/>
-          <w:b w:val="0"/>
-          <w:bCs w:val="0"/>
+          <w:sz w:val="32"/>
+          <w:szCs w:val="24"/>
+        </w:rPr>
+      </w:pPr>
+      <w:r>
+        <w:rPr>
+          <w:rFonts w:cs="Times New Roman"/>
           <w:sz w:val="32"/>
           <w:szCs w:val="24"/>
         </w:rPr>
         <w:lastRenderedPageBreak/>
-        <w:t>Platformada</w:t>
-      </w:r>
-      <w:proofErr w:type="spellEnd"/>
-      <w:r>
-        <w:rPr>
-          <w:rFonts w:cs="Times New Roman"/>
-          <w:b w:val="0"/>
-          <w:bCs w:val="0"/>
-          <w:sz w:val="32"/>
-          <w:szCs w:val="24"/>
-        </w:rPr>
-        <w:t xml:space="preserve"> </w:t>
-      </w:r>
-      <w:proofErr w:type="spellStart"/>
-      <w:r>
-        <w:rPr>
-          <w:rFonts w:cs="Times New Roman"/>
-          <w:b w:val="0"/>
-          <w:bCs w:val="0"/>
-          <w:sz w:val="32"/>
-          <w:szCs w:val="24"/>
-        </w:rPr>
-        <w:t>ma'lumotlar</w:t>
-      </w:r>
-      <w:proofErr w:type="spellEnd"/>
-      <w:r>
-        <w:rPr>
-          <w:rFonts w:cs="Times New Roman"/>
-          <w:b w:val="0"/>
-          <w:bCs w:val="0"/>
-          <w:sz w:val="32"/>
-          <w:szCs w:val="24"/>
-        </w:rPr>
-        <w:t xml:space="preserve"> </w:t>
-      </w:r>
-      <w:proofErr w:type="spellStart"/>
-      <w:r>
-        <w:rPr>
-          <w:rFonts w:cs="Times New Roman"/>
-          <w:b w:val="0"/>
-          <w:bCs w:val="0"/>
-          <w:sz w:val="32"/>
-          <w:szCs w:val="24"/>
-        </w:rPr>
-        <w:t>sizib</w:t>
-      </w:r>
-      <w:proofErr w:type="spellEnd"/>
-      <w:r>
-        <w:rPr>
-          <w:rFonts w:cs="Times New Roman"/>
-          <w:b w:val="0"/>
-          <w:bCs w:val="0"/>
-          <w:sz w:val="32"/>
-          <w:szCs w:val="24"/>
-        </w:rPr>
-        <w:t xml:space="preserve"> </w:t>
-      </w:r>
-      <w:proofErr w:type="spellStart"/>
-      <w:r>
-        <w:rPr>
-          <w:rFonts w:cs="Times New Roman"/>
-          <w:b w:val="0"/>
-          <w:bCs w:val="0"/>
-          <w:sz w:val="32"/>
-          <w:szCs w:val="24"/>
-        </w:rPr>
-        <w:t>chiqishi</w:t>
-      </w:r>
-      <w:proofErr w:type="spellEnd"/>
-      <w:r>
-        <w:rPr>
-          <w:rFonts w:cs="Times New Roman"/>
-          <w:b w:val="0"/>
-          <w:bCs w:val="0"/>
-          <w:sz w:val="32"/>
-          <w:szCs w:val="24"/>
-        </w:rPr>
-        <w:t xml:space="preserve"> </w:t>
-      </w:r>
-      <w:proofErr w:type="spellStart"/>
-      <w:r>
-        <w:rPr>
-          <w:rFonts w:cs="Times New Roman"/>
-          <w:b w:val="0"/>
-          <w:bCs w:val="0"/>
-          <w:sz w:val="32"/>
-          <w:szCs w:val="24"/>
-        </w:rPr>
-        <w:t>va</w:t>
-      </w:r>
-      <w:proofErr w:type="spellEnd"/>
-      <w:r>
-        <w:rPr>
-          <w:rFonts w:cs="Times New Roman"/>
-          <w:b w:val="0"/>
-          <w:bCs w:val="0"/>
-          <w:sz w:val="32"/>
-          <w:szCs w:val="24"/>
-        </w:rPr>
-        <w:t xml:space="preserve"> </w:t>
-      </w:r>
-      <w:proofErr w:type="spellStart"/>
-      <w:r>
-        <w:rPr>
-          <w:rFonts w:cs="Times New Roman"/>
-          <w:b w:val="0"/>
-          <w:bCs w:val="0"/>
-          <w:sz w:val="32"/>
-          <w:szCs w:val="24"/>
-        </w:rPr>
-        <w:t>ruxsatsiz</w:t>
-      </w:r>
-      <w:proofErr w:type="spellEnd"/>
-      <w:r>
-        <w:rPr>
-          <w:rFonts w:cs="Times New Roman"/>
-          <w:b w:val="0"/>
-          <w:bCs w:val="0"/>
-          <w:sz w:val="32"/>
-          <w:szCs w:val="24"/>
-        </w:rPr>
-        <w:t xml:space="preserve"> </w:t>
-      </w:r>
-      <w:proofErr w:type="spellStart"/>
-      <w:r>
-        <w:rPr>
-          <w:rFonts w:cs="Times New Roman"/>
-          <w:b w:val="0"/>
-          <w:bCs w:val="0"/>
-          <w:sz w:val="32"/>
-          <w:szCs w:val="24"/>
-        </w:rPr>
-        <w:t>harakatlarning</w:t>
-      </w:r>
-      <w:proofErr w:type="spellEnd"/>
-      <w:r>
-        <w:rPr>
-          <w:rFonts w:cs="Times New Roman"/>
-          <w:b w:val="0"/>
-          <w:bCs w:val="0"/>
-          <w:sz w:val="32"/>
-          <w:szCs w:val="24"/>
-        </w:rPr>
-        <w:t xml:space="preserve"> </w:t>
-      </w:r>
-      <w:proofErr w:type="spellStart"/>
-      <w:r>
-        <w:rPr>
-          <w:rFonts w:cs="Times New Roman"/>
-          <w:b w:val="0"/>
-          <w:bCs w:val="0"/>
-          <w:sz w:val="32"/>
-          <w:szCs w:val="24"/>
-        </w:rPr>
-        <w:t>oldini</w:t>
-      </w:r>
-      <w:proofErr w:type="spellEnd"/>
-      <w:r>
-        <w:rPr>
-          <w:rFonts w:cs="Times New Roman"/>
-          <w:b w:val="0"/>
-          <w:bCs w:val="0"/>
-          <w:sz w:val="32"/>
-          <w:szCs w:val="24"/>
-        </w:rPr>
-        <w:t xml:space="preserve"> </w:t>
-      </w:r>
-      <w:proofErr w:type="spellStart"/>
-      <w:r>
-        <w:rPr>
-          <w:rFonts w:cs="Times New Roman"/>
-          <w:b w:val="0"/>
-          <w:bCs w:val="0"/>
-          <w:sz w:val="32"/>
-          <w:szCs w:val="24"/>
-        </w:rPr>
-        <w:t>olish</w:t>
-      </w:r>
-      <w:proofErr w:type="spellEnd"/>
-      <w:r>
-        <w:rPr>
-          <w:rFonts w:cs="Times New Roman"/>
-          <w:b w:val="0"/>
-          <w:bCs w:val="0"/>
-          <w:sz w:val="32"/>
-          <w:szCs w:val="24"/>
-        </w:rPr>
-        <w:t xml:space="preserve"> </w:t>
-      </w:r>
-      <w:proofErr w:type="spellStart"/>
-      <w:r>
-        <w:rPr>
-          <w:rFonts w:cs="Times New Roman"/>
-          <w:b w:val="0"/>
-          <w:bCs w:val="0"/>
-          <w:sz w:val="32"/>
-          <w:szCs w:val="24"/>
-        </w:rPr>
-        <w:t>uchun</w:t>
-      </w:r>
-      <w:proofErr w:type="spellEnd"/>
-      <w:r>
-        <w:rPr>
-          <w:rFonts w:cs="Times New Roman"/>
-          <w:b w:val="0"/>
-          <w:bCs w:val="0"/>
-          <w:sz w:val="32"/>
-          <w:szCs w:val="24"/>
-        </w:rPr>
-        <w:t xml:space="preserve"> </w:t>
-      </w:r>
-      <w:proofErr w:type="spellStart"/>
-      <w:r>
-        <w:rPr>
-          <w:rFonts w:cs="Times New Roman"/>
-          <w:b w:val="0"/>
-          <w:bCs w:val="0"/>
-          <w:sz w:val="32"/>
-          <w:szCs w:val="24"/>
-        </w:rPr>
-        <w:t>ko'p</w:t>
-      </w:r>
-      <w:proofErr w:type="spellEnd"/>
-      <w:r>
-        <w:rPr>
-          <w:rFonts w:cs="Times New Roman"/>
-          <w:b w:val="0"/>
-          <w:bCs w:val="0"/>
-          <w:sz w:val="32"/>
-          <w:szCs w:val="24"/>
-        </w:rPr>
-        <w:t xml:space="preserve"> </w:t>
-      </w:r>
-      <w:proofErr w:type="spellStart"/>
-      <w:r>
-        <w:rPr>
-          <w:rFonts w:cs="Times New Roman"/>
-          <w:b w:val="0"/>
-          <w:bCs w:val="0"/>
-          <w:sz w:val="32"/>
-          <w:szCs w:val="24"/>
-        </w:rPr>
-        <w:t>qatlamli</w:t>
-      </w:r>
-      <w:proofErr w:type="spellEnd"/>
-      <w:r>
-        <w:rPr>
-          <w:rFonts w:cs="Times New Roman"/>
-          <w:b w:val="0"/>
-          <w:bCs w:val="0"/>
-          <w:sz w:val="32"/>
-          <w:szCs w:val="24"/>
-        </w:rPr>
-        <w:t xml:space="preserve"> </w:t>
-      </w:r>
-      <w:proofErr w:type="spellStart"/>
-      <w:r>
-        <w:rPr>
-          <w:rFonts w:cs="Times New Roman"/>
-          <w:b w:val="0"/>
-          <w:bCs w:val="0"/>
-          <w:sz w:val="32"/>
-          <w:szCs w:val="24"/>
-        </w:rPr>
-        <w:t>xavfsizlik</w:t>
-      </w:r>
-      <w:proofErr w:type="spellEnd"/>
-      <w:r>
-        <w:rPr>
-          <w:rFonts w:cs="Times New Roman"/>
-          <w:b w:val="0"/>
-          <w:bCs w:val="0"/>
-          <w:sz w:val="32"/>
-          <w:szCs w:val="24"/>
-        </w:rPr>
-        <w:t xml:space="preserve"> </w:t>
-      </w:r>
-      <w:proofErr w:type="spellStart"/>
-      <w:r>
-        <w:rPr>
-          <w:rFonts w:cs="Times New Roman"/>
-          <w:b w:val="0"/>
-          <w:bCs w:val="0"/>
-          <w:sz w:val="32"/>
-          <w:szCs w:val="24"/>
-        </w:rPr>
-        <w:t>joriy</w:t>
-      </w:r>
-      <w:proofErr w:type="spellEnd"/>
-      <w:r>
-        <w:rPr>
-          <w:rFonts w:cs="Times New Roman"/>
-          <w:b w:val="0"/>
-          <w:bCs w:val="0"/>
-          <w:sz w:val="32"/>
-          <w:szCs w:val="24"/>
-        </w:rPr>
-        <w:t xml:space="preserve"> </w:t>
-      </w:r>
-      <w:proofErr w:type="spellStart"/>
-      <w:r>
-        <w:rPr>
-          <w:rFonts w:cs="Times New Roman"/>
-          <w:b w:val="0"/>
-          <w:bCs w:val="0"/>
-          <w:sz w:val="32"/>
-          <w:szCs w:val="24"/>
-        </w:rPr>
-        <w:t>etilgan</w:t>
-      </w:r>
-      <w:proofErr w:type="spellEnd"/>
-      <w:r>
-        <w:rPr>
-          <w:rFonts w:cs="Times New Roman"/>
-          <w:b w:val="0"/>
-          <w:bCs w:val="0"/>
-          <w:sz w:val="32"/>
-          <w:szCs w:val="24"/>
-        </w:rPr>
-        <w:t>:</w:t>
-      </w:r>
+        <w:t xml:space="preserve">7. </w:t>
+      </w:r>
+      <w:proofErr w:type="spellStart"/>
+      <w:r>
+        <w:rPr>
+          <w:rFonts w:cs="Times New Roman"/>
+          <w:sz w:val="32"/>
+          <w:szCs w:val="24"/>
+        </w:rPr>
+        <w:t>Xavfsizlik</w:t>
+      </w:r>
+      <w:proofErr w:type="spellEnd"/>
+      <w:r>
+        <w:rPr>
+          <w:rFonts w:cs="Times New Roman"/>
+          <w:sz w:val="32"/>
+          <w:szCs w:val="24"/>
+        </w:rPr>
+        <w:t xml:space="preserve"> </w:t>
+      </w:r>
+      <w:proofErr w:type="spellStart"/>
+      <w:r>
+        <w:rPr>
+          <w:rFonts w:cs="Times New Roman"/>
+          <w:sz w:val="32"/>
+          <w:szCs w:val="24"/>
+        </w:rPr>
+        <w:t>Mexanizmlari</w:t>
+      </w:r>
+      <w:proofErr w:type="spellEnd"/>
     </w:p>
     <w:p>
       <w:pPr>
+        <w:jc w:val="both"/>
+        <w:rPr>
+          <w:rFonts w:cs="Times New Roman"/>
+          <w:b w:val="0"/>
+          <w:bCs w:val="0"/>
+          <w:sz w:val="32"/>
+          <w:szCs w:val="24"/>
+        </w:rPr>
+      </w:pPr>
+      <w:proofErr w:type="spellStart"/>
+      <w:r>
+        <w:rPr>
+          <w:rFonts w:cs="Times New Roman"/>
+          <w:b w:val="0"/>
+          <w:bCs w:val="0"/>
+          <w:sz w:val="32"/>
+          <w:szCs w:val="24"/>
+        </w:rPr>
+        <w:t>Platformada</w:t>
+      </w:r>
+      <w:proofErr w:type="spellEnd"/>
+      <w:r>
+        <w:rPr>
+          <w:rFonts w:cs="Times New Roman"/>
+          <w:b w:val="0"/>
+          <w:bCs w:val="0"/>
+          <w:sz w:val="32"/>
+          <w:szCs w:val="24"/>
+        </w:rPr>
+        <w:t xml:space="preserve"> </w:t>
+      </w:r>
+      <w:proofErr w:type="spellStart"/>
+      <w:r>
+        <w:rPr>
+          <w:rFonts w:cs="Times New Roman"/>
+          <w:b w:val="0"/>
+          <w:bCs w:val="0"/>
+          <w:sz w:val="32"/>
+          <w:szCs w:val="24"/>
+        </w:rPr>
+        <w:t>ma'lumotlar</w:t>
+      </w:r>
+      <w:proofErr w:type="spellEnd"/>
+      <w:r>
+        <w:rPr>
+          <w:rFonts w:cs="Times New Roman"/>
+          <w:b w:val="0"/>
+          <w:bCs w:val="0"/>
+          <w:sz w:val="32"/>
+          <w:szCs w:val="24"/>
+        </w:rPr>
+        <w:t xml:space="preserve"> </w:t>
+      </w:r>
+      <w:proofErr w:type="spellStart"/>
+      <w:r>
+        <w:rPr>
+          <w:rFonts w:cs="Times New Roman"/>
+          <w:b w:val="0"/>
+          <w:bCs w:val="0"/>
+          <w:sz w:val="32"/>
+          <w:szCs w:val="24"/>
+        </w:rPr>
+        <w:t>sizib</w:t>
+      </w:r>
+      <w:proofErr w:type="spellEnd"/>
+      <w:r>
+        <w:rPr>
+          <w:rFonts w:cs="Times New Roman"/>
+          <w:b w:val="0"/>
+          <w:bCs w:val="0"/>
+          <w:sz w:val="32"/>
+          <w:szCs w:val="24"/>
+        </w:rPr>
+        <w:t xml:space="preserve"> </w:t>
+      </w:r>
+      <w:proofErr w:type="spellStart"/>
+      <w:r>
+        <w:rPr>
+          <w:rFonts w:cs="Times New Roman"/>
+          <w:b w:val="0"/>
+          <w:bCs w:val="0"/>
+          <w:sz w:val="32"/>
+          <w:szCs w:val="24"/>
+        </w:rPr>
+        <w:t>chiqishi</w:t>
+      </w:r>
+      <w:proofErr w:type="spellEnd"/>
+      <w:r>
+        <w:rPr>
+          <w:rFonts w:cs="Times New Roman"/>
+          <w:b w:val="0"/>
+          <w:bCs w:val="0"/>
+          <w:sz w:val="32"/>
+          <w:szCs w:val="24"/>
+        </w:rPr>
+        <w:t xml:space="preserve"> </w:t>
+      </w:r>
+      <w:proofErr w:type="spellStart"/>
+      <w:r>
+        <w:rPr>
+          <w:rFonts w:cs="Times New Roman"/>
+          <w:b w:val="0"/>
+          <w:bCs w:val="0"/>
+          <w:sz w:val="32"/>
+          <w:szCs w:val="24"/>
+        </w:rPr>
+        <w:t>va</w:t>
+      </w:r>
+      <w:proofErr w:type="spellEnd"/>
+      <w:r>
+        <w:rPr>
+          <w:rFonts w:cs="Times New Roman"/>
+          <w:b w:val="0"/>
+          <w:bCs w:val="0"/>
+          <w:sz w:val="32"/>
+          <w:szCs w:val="24"/>
+        </w:rPr>
+        <w:t xml:space="preserve"> </w:t>
+      </w:r>
+      <w:proofErr w:type="spellStart"/>
+      <w:r>
+        <w:rPr>
+          <w:rFonts w:cs="Times New Roman"/>
+          <w:b w:val="0"/>
+          <w:bCs w:val="0"/>
+          <w:sz w:val="32"/>
+          <w:szCs w:val="24"/>
+        </w:rPr>
+        <w:t>ruxsatsiz</w:t>
+      </w:r>
+      <w:proofErr w:type="spellEnd"/>
+      <w:r>
+        <w:rPr>
+          <w:rFonts w:cs="Times New Roman"/>
+          <w:b w:val="0"/>
+          <w:bCs w:val="0"/>
+          <w:sz w:val="32"/>
+          <w:szCs w:val="24"/>
+        </w:rPr>
+        <w:t xml:space="preserve"> </w:t>
+      </w:r>
+      <w:proofErr w:type="spellStart"/>
+      <w:r>
+        <w:rPr>
+          <w:rFonts w:cs="Times New Roman"/>
+          <w:b w:val="0"/>
+          <w:bCs w:val="0"/>
+          <w:sz w:val="32"/>
+          <w:szCs w:val="24"/>
+        </w:rPr>
+        <w:t>harakatlarning</w:t>
+      </w:r>
+      <w:proofErr w:type="spellEnd"/>
+      <w:r>
+        <w:rPr>
+          <w:rFonts w:cs="Times New Roman"/>
+          <w:b w:val="0"/>
+          <w:bCs w:val="0"/>
+          <w:sz w:val="32"/>
+          <w:szCs w:val="24"/>
+        </w:rPr>
+        <w:t xml:space="preserve"> </w:t>
+      </w:r>
+      <w:proofErr w:type="spellStart"/>
+      <w:r>
+        <w:rPr>
+          <w:rFonts w:cs="Times New Roman"/>
+          <w:b w:val="0"/>
+          <w:bCs w:val="0"/>
+          <w:sz w:val="32"/>
+          <w:szCs w:val="24"/>
+        </w:rPr>
+        <w:t>oldini</w:t>
+      </w:r>
+      <w:proofErr w:type="spellEnd"/>
+      <w:r>
+        <w:rPr>
+          <w:rFonts w:cs="Times New Roman"/>
+          <w:b w:val="0"/>
+          <w:bCs w:val="0"/>
+          <w:sz w:val="32"/>
+          <w:szCs w:val="24"/>
+        </w:rPr>
+        <w:t xml:space="preserve"> </w:t>
+      </w:r>
+      <w:proofErr w:type="spellStart"/>
+      <w:r>
+        <w:rPr>
+          <w:rFonts w:cs="Times New Roman"/>
+          <w:b w:val="0"/>
+          <w:bCs w:val="0"/>
+          <w:sz w:val="32"/>
+          <w:szCs w:val="24"/>
+        </w:rPr>
+        <w:t>olish</w:t>
+      </w:r>
+      <w:proofErr w:type="spellEnd"/>
+      <w:r>
+        <w:rPr>
+          <w:rFonts w:cs="Times New Roman"/>
+          <w:b w:val="0"/>
+          <w:bCs w:val="0"/>
+          <w:sz w:val="32"/>
+          <w:szCs w:val="24"/>
+        </w:rPr>
+        <w:t xml:space="preserve"> </w:t>
+      </w:r>
+      <w:proofErr w:type="spellStart"/>
+      <w:r>
+        <w:rPr>
+          <w:rFonts w:cs="Times New Roman"/>
+          <w:b w:val="0"/>
+          <w:bCs w:val="0"/>
+          <w:sz w:val="32"/>
+          <w:szCs w:val="24"/>
+        </w:rPr>
+        <w:t>uchun</w:t>
+      </w:r>
+      <w:proofErr w:type="spellEnd"/>
+      <w:r>
+        <w:rPr>
+          <w:rFonts w:cs="Times New Roman"/>
+          <w:b w:val="0"/>
+          <w:bCs w:val="0"/>
+          <w:sz w:val="32"/>
+          <w:szCs w:val="24"/>
+        </w:rPr>
+        <w:t xml:space="preserve"> </w:t>
+      </w:r>
+      <w:proofErr w:type="spellStart"/>
+      <w:r>
+        <w:rPr>
+          <w:rFonts w:cs="Times New Roman"/>
+          <w:b w:val="0"/>
+          <w:bCs w:val="0"/>
+          <w:sz w:val="32"/>
+          <w:szCs w:val="24"/>
+        </w:rPr>
+        <w:t>ko'p</w:t>
+      </w:r>
+      <w:proofErr w:type="spellEnd"/>
+      <w:r>
+        <w:rPr>
+          <w:rFonts w:cs="Times New Roman"/>
+          <w:b w:val="0"/>
+          <w:bCs w:val="0"/>
+          <w:sz w:val="32"/>
+          <w:szCs w:val="24"/>
+        </w:rPr>
+        <w:t xml:space="preserve"> </w:t>
+      </w:r>
+      <w:proofErr w:type="spellStart"/>
+      <w:r>
+        <w:rPr>
+          <w:rFonts w:cs="Times New Roman"/>
+          <w:b w:val="0"/>
+          <w:bCs w:val="0"/>
+          <w:sz w:val="32"/>
+          <w:szCs w:val="24"/>
+        </w:rPr>
+        <w:t>qatlamli</w:t>
+      </w:r>
+      <w:proofErr w:type="spellEnd"/>
+      <w:r>
+        <w:rPr>
+          <w:rFonts w:cs="Times New Roman"/>
+          <w:b w:val="0"/>
+          <w:bCs w:val="0"/>
+          <w:sz w:val="32"/>
+          <w:szCs w:val="24"/>
+        </w:rPr>
+        <w:t xml:space="preserve"> </w:t>
+      </w:r>
+      <w:proofErr w:type="spellStart"/>
+      <w:r>
+        <w:rPr>
+          <w:rFonts w:cs="Times New Roman"/>
+          <w:b w:val="0"/>
+          <w:bCs w:val="0"/>
+          <w:sz w:val="32"/>
+          <w:szCs w:val="24"/>
+        </w:rPr>
+        <w:t>xavfsizlik</w:t>
+      </w:r>
+      <w:proofErr w:type="spellEnd"/>
+      <w:r>
+        <w:rPr>
+          <w:rFonts w:cs="Times New Roman"/>
+          <w:b w:val="0"/>
+          <w:bCs w:val="0"/>
+          <w:sz w:val="32"/>
+          <w:szCs w:val="24"/>
+        </w:rPr>
+        <w:t xml:space="preserve"> </w:t>
+      </w:r>
+      <w:proofErr w:type="spellStart"/>
+      <w:r>
+        <w:rPr>
+          <w:rFonts w:cs="Times New Roman"/>
+          <w:b w:val="0"/>
+          <w:bCs w:val="0"/>
+          <w:sz w:val="32"/>
+          <w:szCs w:val="24"/>
+        </w:rPr>
+        <w:t>joriy</w:t>
+      </w:r>
+      <w:proofErr w:type="spellEnd"/>
+      <w:r>
+        <w:rPr>
+          <w:rFonts w:cs="Times New Roman"/>
+          <w:b w:val="0"/>
+          <w:bCs w:val="0"/>
+          <w:sz w:val="32"/>
+          <w:szCs w:val="24"/>
+        </w:rPr>
+        <w:t xml:space="preserve"> </w:t>
+      </w:r>
+      <w:proofErr w:type="spellStart"/>
+      <w:r>
+        <w:rPr>
+          <w:rFonts w:cs="Times New Roman"/>
+          <w:b w:val="0"/>
+          <w:bCs w:val="0"/>
+          <w:sz w:val="32"/>
+          <w:szCs w:val="24"/>
+        </w:rPr>
+        <w:t>etilgan</w:t>
+      </w:r>
+      <w:proofErr w:type="spellEnd"/>
+      <w:r>
+        <w:rPr>
+          <w:rFonts w:cs="Times New Roman"/>
+          <w:b w:val="0"/>
+          <w:bCs w:val="0"/>
+          <w:sz w:val="32"/>
+          <w:szCs w:val="24"/>
+        </w:rPr>
+        <w:t>:</w:t>
+      </w:r>
+    </w:p>
+    <w:p>
+      <w:pPr>
         <w:numPr>
           <w:ilvl w:val="0"/>
-          <w:numId w:val="15"/>
+          <w:numId w:val="28"/>
         </w:numPr>
+        <w:jc w:val="both"/>
         <w:rPr>
           <w:rFonts w:cs="Times New Roman"/>
           <w:b w:val="0"/>
@@ -6872,8 +6768,9 @@
       <w:pPr>
         <w:numPr>
           <w:ilvl w:val="0"/>
-          <w:numId w:val="15"/>
+          <w:numId w:val="28"/>
         </w:numPr>
+        <w:jc w:val="both"/>
         <w:rPr>
           <w:rFonts w:cs="Times New Roman"/>
           <w:b w:val="0"/>
@@ -7251,8 +7148,9 @@
       <w:pPr>
         <w:numPr>
           <w:ilvl w:val="0"/>
-          <w:numId w:val="15"/>
+          <w:numId w:val="28"/>
         </w:numPr>
+        <w:jc w:val="both"/>
         <w:rPr>
           <w:rFonts w:cs="Times New Roman"/>
           <w:b w:val="0"/>
@@ -7562,8 +7460,9 @@
       <w:pPr>
         <w:numPr>
           <w:ilvl w:val="0"/>
-          <w:numId w:val="15"/>
+          <w:numId w:val="28"/>
         </w:numPr>
+        <w:jc w:val="both"/>
         <w:rPr>
           <w:rFonts w:cs="Times New Roman"/>
           <w:b w:val="0"/>
@@ -7895,17 +7794,13 @@
       <w:pPr>
         <w:rPr>
           <w:rFonts w:cs="Times New Roman"/>
-          <w:b w:val="0"/>
-          <w:bCs w:val="0"/>
-          <w:sz w:val="32"/>
-          <w:szCs w:val="24"/>
-        </w:rPr>
-      </w:pPr>
-      <w:r>
-        <w:rPr>
-          <w:rFonts w:cs="Times New Roman"/>
-          <w:b w:val="0"/>
-          <w:bCs w:val="0"/>
+          <w:sz w:val="32"/>
+          <w:szCs w:val="24"/>
+        </w:rPr>
+      </w:pPr>
+      <w:r>
+        <w:rPr>
+          <w:rFonts w:cs="Times New Roman"/>
           <w:sz w:val="32"/>
           <w:szCs w:val="24"/>
         </w:rPr>
@@ -7915,8 +7810,6 @@
       <w:r>
         <w:rPr>
           <w:rFonts w:cs="Times New Roman"/>
-          <w:b w:val="0"/>
-          <w:bCs w:val="0"/>
           <w:sz w:val="32"/>
           <w:szCs w:val="24"/>
         </w:rPr>
@@ -7926,19 +7819,15 @@
       <w:r>
         <w:rPr>
           <w:rFonts w:cs="Times New Roman"/>
-          <w:b w:val="0"/>
-          <w:bCs w:val="0"/>
-          <w:sz w:val="32"/>
-          <w:szCs w:val="24"/>
-        </w:rPr>
-        <w:t xml:space="preserve"> </w:t>
-      </w:r>
-      <w:proofErr w:type="spellStart"/>
-      <w:r>
-        <w:rPr>
-          <w:rFonts w:cs="Times New Roman"/>
-          <w:b w:val="0"/>
-          <w:bCs w:val="0"/>
+          <w:sz w:val="32"/>
+          <w:szCs w:val="24"/>
+        </w:rPr>
+        <w:t xml:space="preserve"> </w:t>
+      </w:r>
+      <w:proofErr w:type="spellStart"/>
+      <w:r>
+        <w:rPr>
+          <w:rFonts w:cs="Times New Roman"/>
           <w:sz w:val="32"/>
           <w:szCs w:val="24"/>
         </w:rPr>
@@ -7948,38 +7837,25 @@
       <w:r>
         <w:rPr>
           <w:rFonts w:cs="Times New Roman"/>
-          <w:b w:val="0"/>
-          <w:bCs w:val="0"/>
-          <w:sz w:val="32"/>
-          <w:szCs w:val="24"/>
-        </w:rPr>
-        <w:t xml:space="preserve"> </w:t>
-      </w:r>
-      <w:proofErr w:type="spellStart"/>
-      <w:r>
-        <w:rPr>
-          <w:rFonts w:cs="Times New Roman"/>
-          <w:b w:val="0"/>
-          <w:bCs w:val="0"/>
+          <w:sz w:val="32"/>
+          <w:szCs w:val="24"/>
+        </w:rPr>
+        <w:t xml:space="preserve"> </w:t>
+      </w:r>
+      <w:proofErr w:type="spellStart"/>
+      <w:r>
+        <w:rPr>
+          <w:rFonts w:cs="Times New Roman"/>
           <w:sz w:val="32"/>
           <w:szCs w:val="24"/>
         </w:rPr>
         <w:t>Tuzilishi</w:t>
       </w:r>
       <w:proofErr w:type="spellEnd"/>
-      <w:r>
-        <w:rPr>
-          <w:rFonts w:cs="Times New Roman"/>
-          <w:b w:val="0"/>
-          <w:bCs w:val="0"/>
-          <w:sz w:val="32"/>
-          <w:szCs w:val="24"/>
-        </w:rPr>
-        <w:t xml:space="preserve"> (Database Design)</w:t>
-      </w:r>
     </w:p>
     <w:p>
       <w:pPr>
+        <w:jc w:val="both"/>
         <w:rPr>
           <w:rFonts w:cs="Times New Roman"/>
           <w:b w:val="0"/>
@@ -8181,6 +8057,7 @@
           <w:ilvl w:val="0"/>
           <w:numId w:val="16"/>
         </w:numPr>
+        <w:jc w:val="both"/>
         <w:rPr>
           <w:rFonts w:cs="Times New Roman"/>
           <w:b w:val="0"/>
@@ -8262,6 +8139,7 @@
           <w:ilvl w:val="0"/>
           <w:numId w:val="16"/>
         </w:numPr>
+        <w:jc w:val="both"/>
         <w:rPr>
           <w:rFonts w:cs="Times New Roman"/>
           <w:b w:val="0"/>
@@ -8343,6 +8221,7 @@
           <w:ilvl w:val="0"/>
           <w:numId w:val="16"/>
         </w:numPr>
+        <w:jc w:val="both"/>
         <w:rPr>
           <w:rFonts w:cs="Times New Roman"/>
           <w:b w:val="0"/>
@@ -8469,6 +8348,7 @@
           <w:ilvl w:val="0"/>
           <w:numId w:val="16"/>
         </w:numPr>
+        <w:jc w:val="both"/>
         <w:rPr>
           <w:rFonts w:cs="Times New Roman"/>
           <w:b w:val="0"/>
@@ -8506,6 +8386,7 @@
           <w:ilvl w:val="0"/>
           <w:numId w:val="16"/>
         </w:numPr>
+        <w:jc w:val="both"/>
         <w:rPr>
           <w:rFonts w:cs="Times New Roman"/>
           <w:b w:val="0"/>
@@ -8635,19 +8516,10 @@
         <w:t>Tuzilishi</w:t>
       </w:r>
       <w:proofErr w:type="spellEnd"/>
-      <w:r>
-        <w:rPr>
-          <w:rFonts w:cs="Times New Roman"/>
-          <w:b w:val="0"/>
-          <w:bCs w:val="0"/>
-          <w:sz w:val="32"/>
-          <w:szCs w:val="24"/>
-        </w:rPr>
-        <w:t xml:space="preserve"> (API Structure)</w:t>
-      </w:r>
     </w:p>
     <w:p>
       <w:pPr>
+        <w:jc w:val="both"/>
         <w:rPr>
           <w:rFonts w:cs="Times New Roman"/>
           <w:b w:val="0"/>
@@ -8781,8 +8653,9 @@
       <w:pPr>
         <w:numPr>
           <w:ilvl w:val="0"/>
-          <w:numId w:val="17"/>
+          <w:numId w:val="29"/>
         </w:numPr>
+        <w:jc w:val="both"/>
         <w:rPr>
           <w:rFonts w:cs="Times New Roman"/>
           <w:b w:val="0"/>
@@ -9004,8 +8877,9 @@
       <w:pPr>
         <w:numPr>
           <w:ilvl w:val="0"/>
-          <w:numId w:val="17"/>
+          <w:numId w:val="29"/>
         </w:numPr>
+        <w:jc w:val="both"/>
         <w:rPr>
           <w:rFonts w:cs="Times New Roman"/>
           <w:b w:val="0"/>
@@ -9205,8 +9079,9 @@
       <w:pPr>
         <w:numPr>
           <w:ilvl w:val="0"/>
-          <w:numId w:val="17"/>
+          <w:numId w:val="29"/>
         </w:numPr>
+        <w:jc w:val="both"/>
         <w:rPr>
           <w:rFonts w:cs="Times New Roman"/>
           <w:b w:val="0"/>
@@ -9450,8 +9325,9 @@
       <w:pPr>
         <w:numPr>
           <w:ilvl w:val="0"/>
-          <w:numId w:val="17"/>
+          <w:numId w:val="29"/>
         </w:numPr>
+        <w:jc w:val="both"/>
         <w:rPr>
           <w:rFonts w:cs="Times New Roman"/>
           <w:b w:val="0"/>
@@ -9585,17 +9461,13 @@
       <w:pPr>
         <w:rPr>
           <w:rFonts w:cs="Times New Roman"/>
-          <w:b w:val="0"/>
-          <w:bCs w:val="0"/>
-          <w:sz w:val="32"/>
-          <w:szCs w:val="24"/>
-        </w:rPr>
-      </w:pPr>
-      <w:r>
-        <w:rPr>
-          <w:rFonts w:cs="Times New Roman"/>
-          <w:b w:val="0"/>
-          <w:bCs w:val="0"/>
+          <w:sz w:val="32"/>
+          <w:szCs w:val="24"/>
+        </w:rPr>
+      </w:pPr>
+      <w:r>
+        <w:rPr>
+          <w:rFonts w:cs="Times New Roman"/>
           <w:sz w:val="32"/>
           <w:szCs w:val="24"/>
         </w:rPr>
@@ -9605,8 +9477,6 @@
       <w:r>
         <w:rPr>
           <w:rFonts w:cs="Times New Roman"/>
-          <w:b w:val="0"/>
-          <w:bCs w:val="0"/>
           <w:sz w:val="32"/>
           <w:szCs w:val="24"/>
         </w:rPr>
@@ -9616,19 +9486,15 @@
       <w:r>
         <w:rPr>
           <w:rFonts w:cs="Times New Roman"/>
-          <w:b w:val="0"/>
-          <w:bCs w:val="0"/>
-          <w:sz w:val="32"/>
-          <w:szCs w:val="24"/>
-        </w:rPr>
-        <w:t xml:space="preserve"> </w:t>
-      </w:r>
-      <w:proofErr w:type="spellStart"/>
-      <w:r>
-        <w:rPr>
-          <w:rFonts w:cs="Times New Roman"/>
-          <w:b w:val="0"/>
-          <w:bCs w:val="0"/>
+          <w:sz w:val="32"/>
+          <w:szCs w:val="24"/>
+        </w:rPr>
+        <w:t xml:space="preserve"> </w:t>
+      </w:r>
+      <w:proofErr w:type="spellStart"/>
+      <w:r>
+        <w:rPr>
+          <w:rFonts w:cs="Times New Roman"/>
           <w:sz w:val="32"/>
           <w:szCs w:val="24"/>
         </w:rPr>
@@ -9638,19 +9504,15 @@
       <w:r>
         <w:rPr>
           <w:rFonts w:cs="Times New Roman"/>
-          <w:b w:val="0"/>
-          <w:bCs w:val="0"/>
-          <w:sz w:val="32"/>
-          <w:szCs w:val="24"/>
-        </w:rPr>
-        <w:t xml:space="preserve"> </w:t>
-      </w:r>
-      <w:proofErr w:type="spellStart"/>
-      <w:r>
-        <w:rPr>
-          <w:rFonts w:cs="Times New Roman"/>
-          <w:b w:val="0"/>
-          <w:bCs w:val="0"/>
+          <w:sz w:val="32"/>
+          <w:szCs w:val="24"/>
+        </w:rPr>
+        <w:t xml:space="preserve"> </w:t>
+      </w:r>
+      <w:proofErr w:type="spellStart"/>
+      <w:r>
+        <w:rPr>
+          <w:rFonts w:cs="Times New Roman"/>
           <w:sz w:val="32"/>
           <w:szCs w:val="24"/>
         </w:rPr>
@@ -9660,16 +9522,15 @@
       <w:r>
         <w:rPr>
           <w:rFonts w:cs="Times New Roman"/>
-          <w:b w:val="0"/>
-          <w:bCs w:val="0"/>
-          <w:sz w:val="32"/>
-          <w:szCs w:val="24"/>
-        </w:rPr>
-        <w:t xml:space="preserve"> (Performance &amp; Optimization)</w:t>
+          <w:sz w:val="32"/>
+          <w:szCs w:val="24"/>
+        </w:rPr>
+        <w:t xml:space="preserve"> </w:t>
       </w:r>
     </w:p>
     <w:p>
       <w:pPr>
+        <w:jc w:val="both"/>
         <w:rPr>
           <w:rFonts w:cs="Times New Roman"/>
           <w:b w:val="0"/>
@@ -9879,10 +9740,12 @@
     </w:p>
     <w:p>
       <w:pPr>
+        <w:pStyle w:val="ListParagraph"/>
         <w:numPr>
           <w:ilvl w:val="0"/>
-          <w:numId w:val="18"/>
+          <w:numId w:val="30"/>
         </w:numPr>
+        <w:jc w:val="both"/>
         <w:rPr>
           <w:rFonts w:cs="Times New Roman"/>
           <w:b w:val="0"/>
@@ -10102,10 +9965,12 @@
     </w:p>
     <w:p>
       <w:pPr>
+        <w:pStyle w:val="ListParagraph"/>
         <w:numPr>
           <w:ilvl w:val="0"/>
-          <w:numId w:val="18"/>
+          <w:numId w:val="30"/>
         </w:numPr>
+        <w:jc w:val="both"/>
         <w:rPr>
           <w:rFonts w:cs="Times New Roman"/>
           <w:b w:val="0"/>
@@ -10393,10 +10258,12 @@
     </w:p>
     <w:p>
       <w:pPr>
+        <w:pStyle w:val="ListParagraph"/>
         <w:numPr>
           <w:ilvl w:val="0"/>
-          <w:numId w:val="18"/>
+          <w:numId w:val="30"/>
         </w:numPr>
+        <w:jc w:val="both"/>
         <w:rPr>
           <w:rFonts w:cs="Times New Roman"/>
           <w:b w:val="0"/>
@@ -10705,10 +10572,12 @@
     </w:p>
     <w:p>
       <w:pPr>
+        <w:pStyle w:val="ListParagraph"/>
         <w:numPr>
           <w:ilvl w:val="0"/>
-          <w:numId w:val="18"/>
+          <w:numId w:val="30"/>
         </w:numPr>
+        <w:jc w:val="both"/>
         <w:rPr>
           <w:rFonts w:cs="Times New Roman"/>
           <w:b w:val="0"/>
@@ -11096,17 +10965,13 @@
       <w:pPr>
         <w:rPr>
           <w:rFonts w:cs="Times New Roman"/>
-          <w:b w:val="0"/>
-          <w:bCs w:val="0"/>
-          <w:sz w:val="32"/>
-          <w:szCs w:val="24"/>
-        </w:rPr>
-      </w:pPr>
-      <w:r>
-        <w:rPr>
-          <w:rFonts w:cs="Times New Roman"/>
-          <w:b w:val="0"/>
-          <w:bCs w:val="0"/>
+          <w:sz w:val="32"/>
+          <w:szCs w:val="24"/>
+        </w:rPr>
+      </w:pPr>
+      <w:r>
+        <w:rPr>
+          <w:rFonts w:cs="Times New Roman"/>
           <w:sz w:val="32"/>
           <w:szCs w:val="24"/>
         </w:rPr>
@@ -11116,8 +10981,6 @@
       <w:r>
         <w:rPr>
           <w:rFonts w:cs="Times New Roman"/>
-          <w:b w:val="0"/>
-          <w:bCs w:val="0"/>
           <w:sz w:val="32"/>
           <w:szCs w:val="24"/>
         </w:rPr>
@@ -11127,38 +10990,25 @@
       <w:r>
         <w:rPr>
           <w:rFonts w:cs="Times New Roman"/>
-          <w:b w:val="0"/>
-          <w:bCs w:val="0"/>
-          <w:sz w:val="32"/>
-          <w:szCs w:val="24"/>
-        </w:rPr>
-        <w:t xml:space="preserve"> </w:t>
-      </w:r>
-      <w:proofErr w:type="spellStart"/>
-      <w:r>
-        <w:rPr>
-          <w:rFonts w:cs="Times New Roman"/>
-          <w:b w:val="0"/>
-          <w:bCs w:val="0"/>
+          <w:sz w:val="32"/>
+          <w:szCs w:val="24"/>
+        </w:rPr>
+        <w:t xml:space="preserve"> </w:t>
+      </w:r>
+      <w:proofErr w:type="spellStart"/>
+      <w:r>
+        <w:rPr>
+          <w:rFonts w:cs="Times New Roman"/>
           <w:sz w:val="32"/>
           <w:szCs w:val="24"/>
         </w:rPr>
         <w:t>Kengayuvchanligi</w:t>
       </w:r>
       <w:proofErr w:type="spellEnd"/>
-      <w:r>
-        <w:rPr>
-          <w:rFonts w:cs="Times New Roman"/>
-          <w:b w:val="0"/>
-          <w:bCs w:val="0"/>
-          <w:sz w:val="32"/>
-          <w:szCs w:val="24"/>
-        </w:rPr>
-        <w:t xml:space="preserve"> (Scalability)</w:t>
-      </w:r>
     </w:p>
     <w:p>
       <w:pPr>
+        <w:jc w:val="both"/>
         <w:rPr>
           <w:rFonts w:cs="Times New Roman"/>
           <w:b w:val="0"/>
@@ -11346,10 +11196,12 @@
     </w:p>
     <w:p>
       <w:pPr>
+        <w:pStyle w:val="ListParagraph"/>
         <w:numPr>
           <w:ilvl w:val="0"/>
-          <w:numId w:val="19"/>
+          <w:numId w:val="31"/>
         </w:numPr>
+        <w:jc w:val="both"/>
         <w:rPr>
           <w:rFonts w:cs="Times New Roman"/>
           <w:b w:val="0"/>
@@ -11657,10 +11509,12 @@
     </w:p>
     <w:p>
       <w:pPr>
+        <w:pStyle w:val="ListParagraph"/>
         <w:numPr>
           <w:ilvl w:val="0"/>
-          <w:numId w:val="19"/>
+          <w:numId w:val="31"/>
         </w:numPr>
+        <w:jc w:val="both"/>
         <w:rPr>
           <w:rFonts w:cs="Times New Roman"/>
           <w:b w:val="0"/>
@@ -11904,17 +11758,13 @@
       <w:pPr>
         <w:rPr>
           <w:rFonts w:cs="Times New Roman"/>
-          <w:b w:val="0"/>
-          <w:bCs w:val="0"/>
-          <w:sz w:val="32"/>
-          <w:szCs w:val="24"/>
-        </w:rPr>
-      </w:pPr>
-      <w:r>
-        <w:rPr>
-          <w:rFonts w:cs="Times New Roman"/>
-          <w:b w:val="0"/>
-          <w:bCs w:val="0"/>
+          <w:sz w:val="32"/>
+          <w:szCs w:val="24"/>
+        </w:rPr>
+      </w:pPr>
+      <w:r>
+        <w:rPr>
+          <w:rFonts w:cs="Times New Roman"/>
           <w:sz w:val="32"/>
           <w:szCs w:val="24"/>
         </w:rPr>
@@ -11924,8 +11774,6 @@
       <w:r>
         <w:rPr>
           <w:rFonts w:cs="Times New Roman"/>
-          <w:b w:val="0"/>
-          <w:bCs w:val="0"/>
           <w:sz w:val="32"/>
           <w:szCs w:val="24"/>
         </w:rPr>
@@ -11935,19 +11783,15 @@
       <w:r>
         <w:rPr>
           <w:rFonts w:cs="Times New Roman"/>
-          <w:b w:val="0"/>
-          <w:bCs w:val="0"/>
-          <w:sz w:val="32"/>
-          <w:szCs w:val="24"/>
-        </w:rPr>
-        <w:t xml:space="preserve"> </w:t>
-      </w:r>
-      <w:proofErr w:type="spellStart"/>
-      <w:r>
-        <w:rPr>
-          <w:rFonts w:cs="Times New Roman"/>
-          <w:b w:val="0"/>
-          <w:bCs w:val="0"/>
+          <w:sz w:val="32"/>
+          <w:szCs w:val="24"/>
+        </w:rPr>
+        <w:t xml:space="preserve"> </w:t>
+      </w:r>
+      <w:proofErr w:type="spellStart"/>
+      <w:r>
+        <w:rPr>
+          <w:rFonts w:cs="Times New Roman"/>
           <w:sz w:val="32"/>
           <w:szCs w:val="24"/>
         </w:rPr>
@@ -11957,8 +11801,6 @@
       <w:r>
         <w:rPr>
           <w:rFonts w:cs="Times New Roman"/>
-          <w:b w:val="0"/>
-          <w:bCs w:val="0"/>
           <w:sz w:val="32"/>
           <w:szCs w:val="24"/>
         </w:rPr>
@@ -11968,27 +11810,16 @@
       <w:r>
         <w:rPr>
           <w:rFonts w:cs="Times New Roman"/>
-          <w:b w:val="0"/>
-          <w:bCs w:val="0"/>
           <w:sz w:val="32"/>
           <w:szCs w:val="24"/>
         </w:rPr>
         <w:t>Nazorati</w:t>
       </w:r>
       <w:proofErr w:type="spellEnd"/>
-      <w:r>
-        <w:rPr>
-          <w:rFonts w:cs="Times New Roman"/>
-          <w:b w:val="0"/>
-          <w:bCs w:val="0"/>
-          <w:sz w:val="32"/>
-          <w:szCs w:val="24"/>
-        </w:rPr>
-        <w:t xml:space="preserve"> (Testing)</w:t>
-      </w:r>
     </w:p>
     <w:p>
       <w:pPr>
+        <w:jc w:val="both"/>
         <w:rPr>
           <w:rFonts w:cs="Times New Roman"/>
           <w:b w:val="0"/>
@@ -12220,10 +12051,12 @@
     </w:p>
     <w:p>
       <w:pPr>
+        <w:pStyle w:val="ListParagraph"/>
         <w:numPr>
           <w:ilvl w:val="0"/>
-          <w:numId w:val="20"/>
+          <w:numId w:val="32"/>
         </w:numPr>
+        <w:jc w:val="both"/>
         <w:rPr>
           <w:rFonts w:cs="Times New Roman"/>
           <w:b w:val="0"/>
@@ -12465,10 +12298,12 @@
     </w:p>
     <w:p>
       <w:pPr>
+        <w:pStyle w:val="ListParagraph"/>
         <w:numPr>
           <w:ilvl w:val="0"/>
-          <w:numId w:val="20"/>
+          <w:numId w:val="32"/>
         </w:numPr>
+        <w:jc w:val="both"/>
         <w:rPr>
           <w:rFonts w:cs="Times New Roman"/>
           <w:b w:val="0"/>
@@ -12754,10 +12589,12 @@
     </w:p>
     <w:p>
       <w:pPr>
+        <w:pStyle w:val="ListParagraph"/>
         <w:numPr>
           <w:ilvl w:val="0"/>
-          <w:numId w:val="20"/>
+          <w:numId w:val="32"/>
         </w:numPr>
+        <w:jc w:val="both"/>
         <w:rPr>
           <w:rFonts w:cs="Times New Roman"/>
           <w:b w:val="0"/>
@@ -13002,17 +12839,13 @@
       <w:pPr>
         <w:rPr>
           <w:rFonts w:cs="Times New Roman"/>
-          <w:b w:val="0"/>
-          <w:bCs w:val="0"/>
-          <w:sz w:val="32"/>
-          <w:szCs w:val="24"/>
-        </w:rPr>
-      </w:pPr>
-      <w:r>
-        <w:rPr>
-          <w:rFonts w:cs="Times New Roman"/>
-          <w:b w:val="0"/>
-          <w:bCs w:val="0"/>
+          <w:sz w:val="32"/>
+          <w:szCs w:val="24"/>
+        </w:rPr>
+      </w:pPr>
+      <w:r>
+        <w:rPr>
+          <w:rFonts w:cs="Times New Roman"/>
           <w:sz w:val="32"/>
           <w:szCs w:val="24"/>
         </w:rPr>
@@ -13022,8 +12855,6 @@
       <w:r>
         <w:rPr>
           <w:rFonts w:cs="Times New Roman"/>
-          <w:b w:val="0"/>
-          <w:bCs w:val="0"/>
           <w:sz w:val="32"/>
           <w:szCs w:val="24"/>
         </w:rPr>
@@ -13033,38 +12864,25 @@
       <w:r>
         <w:rPr>
           <w:rFonts w:cs="Times New Roman"/>
-          <w:b w:val="0"/>
-          <w:bCs w:val="0"/>
-          <w:sz w:val="32"/>
-          <w:szCs w:val="24"/>
-        </w:rPr>
-        <w:t xml:space="preserve"> </w:t>
-      </w:r>
-      <w:proofErr w:type="spellStart"/>
-      <w:r>
-        <w:rPr>
-          <w:rFonts w:cs="Times New Roman"/>
-          <w:b w:val="0"/>
-          <w:bCs w:val="0"/>
+          <w:sz w:val="32"/>
+          <w:szCs w:val="24"/>
+        </w:rPr>
+        <w:t xml:space="preserve"> </w:t>
+      </w:r>
+      <w:proofErr w:type="spellStart"/>
+      <w:r>
+        <w:rPr>
+          <w:rFonts w:cs="Times New Roman"/>
           <w:sz w:val="32"/>
           <w:szCs w:val="24"/>
         </w:rPr>
         <w:t>Prinsiplari</w:t>
       </w:r>
       <w:proofErr w:type="spellEnd"/>
-      <w:r>
-        <w:rPr>
-          <w:rFonts w:cs="Times New Roman"/>
-          <w:b w:val="0"/>
-          <w:bCs w:val="0"/>
-          <w:sz w:val="32"/>
-          <w:szCs w:val="24"/>
-        </w:rPr>
-        <w:t xml:space="preserve"> (UI/UX Principles)</w:t>
-      </w:r>
     </w:p>
     <w:p>
       <w:pPr>
+        <w:jc w:val="both"/>
         <w:rPr>
           <w:rFonts w:cs="Times New Roman"/>
           <w:b w:val="0"/>
@@ -13318,10 +13136,12 @@
     </w:p>
     <w:p>
       <w:pPr>
+        <w:pStyle w:val="ListParagraph"/>
         <w:numPr>
           <w:ilvl w:val="0"/>
-          <w:numId w:val="21"/>
+          <w:numId w:val="33"/>
         </w:numPr>
+        <w:jc w:val="both"/>
         <w:rPr>
           <w:rFonts w:cs="Times New Roman"/>
           <w:b w:val="0"/>
@@ -13585,10 +13405,12 @@
     </w:p>
     <w:p>
       <w:pPr>
+        <w:pStyle w:val="ListParagraph"/>
         <w:numPr>
           <w:ilvl w:val="0"/>
-          <w:numId w:val="21"/>
+          <w:numId w:val="33"/>
         </w:numPr>
+        <w:jc w:val="both"/>
         <w:rPr>
           <w:rFonts w:cs="Times New Roman"/>
           <w:b w:val="0"/>
@@ -13874,10 +13696,12 @@
     </w:p>
     <w:p>
       <w:pPr>
+        <w:pStyle w:val="ListParagraph"/>
         <w:numPr>
           <w:ilvl w:val="0"/>
-          <w:numId w:val="21"/>
+          <w:numId w:val="33"/>
         </w:numPr>
+        <w:jc w:val="both"/>
         <w:rPr>
           <w:rFonts w:cs="Times New Roman"/>
           <w:b w:val="0"/>
@@ -14187,17 +14011,13 @@
       <w:pPr>
         <w:rPr>
           <w:rFonts w:cs="Times New Roman"/>
-          <w:b w:val="0"/>
-          <w:bCs w:val="0"/>
-          <w:sz w:val="32"/>
-          <w:szCs w:val="24"/>
-        </w:rPr>
-      </w:pPr>
-      <w:r>
-        <w:rPr>
-          <w:rFonts w:cs="Times New Roman"/>
-          <w:b w:val="0"/>
-          <w:bCs w:val="0"/>
+          <w:sz w:val="32"/>
+          <w:szCs w:val="24"/>
+        </w:rPr>
+      </w:pPr>
+      <w:r>
+        <w:rPr>
+          <w:rFonts w:cs="Times New Roman"/>
           <w:sz w:val="32"/>
           <w:szCs w:val="24"/>
         </w:rPr>
@@ -14207,8 +14027,6 @@
       <w:r>
         <w:rPr>
           <w:rFonts w:cs="Times New Roman"/>
-          <w:b w:val="0"/>
-          <w:bCs w:val="0"/>
           <w:sz w:val="32"/>
           <w:szCs w:val="24"/>
         </w:rPr>
@@ -14218,19 +14036,15 @@
       <w:r>
         <w:rPr>
           <w:rFonts w:cs="Times New Roman"/>
-          <w:b w:val="0"/>
-          <w:bCs w:val="0"/>
-          <w:sz w:val="32"/>
-          <w:szCs w:val="24"/>
-        </w:rPr>
-        <w:t xml:space="preserve"> </w:t>
-      </w:r>
-      <w:proofErr w:type="spellStart"/>
-      <w:r>
-        <w:rPr>
-          <w:rFonts w:cs="Times New Roman"/>
-          <w:b w:val="0"/>
-          <w:bCs w:val="0"/>
+          <w:sz w:val="32"/>
+          <w:szCs w:val="24"/>
+        </w:rPr>
+        <w:t xml:space="preserve"> </w:t>
+      </w:r>
+      <w:proofErr w:type="spellStart"/>
+      <w:r>
+        <w:rPr>
+          <w:rFonts w:cs="Times New Roman"/>
           <w:sz w:val="32"/>
           <w:szCs w:val="24"/>
         </w:rPr>
@@ -14240,19 +14054,15 @@
       <w:r>
         <w:rPr>
           <w:rFonts w:cs="Times New Roman"/>
-          <w:b w:val="0"/>
-          <w:bCs w:val="0"/>
-          <w:sz w:val="32"/>
-          <w:szCs w:val="24"/>
-        </w:rPr>
-        <w:t xml:space="preserve"> </w:t>
-      </w:r>
-      <w:proofErr w:type="spellStart"/>
-      <w:r>
-        <w:rPr>
-          <w:rFonts w:cs="Times New Roman"/>
-          <w:b w:val="0"/>
-          <w:bCs w:val="0"/>
+          <w:sz w:val="32"/>
+          <w:szCs w:val="24"/>
+        </w:rPr>
+        <w:t xml:space="preserve"> </w:t>
+      </w:r>
+      <w:proofErr w:type="spellStart"/>
+      <w:r>
+        <w:rPr>
+          <w:rFonts w:cs="Times New Roman"/>
           <w:sz w:val="32"/>
           <w:szCs w:val="24"/>
         </w:rPr>
@@ -14262,16 +14072,15 @@
       <w:r>
         <w:rPr>
           <w:rFonts w:cs="Times New Roman"/>
-          <w:b w:val="0"/>
-          <w:bCs w:val="0"/>
-          <w:sz w:val="32"/>
-          <w:szCs w:val="24"/>
-        </w:rPr>
-        <w:t xml:space="preserve"> (Risks &amp; Limitations)</w:t>
+          <w:sz w:val="32"/>
+          <w:szCs w:val="24"/>
+        </w:rPr>
+        <w:t xml:space="preserve"> </w:t>
       </w:r>
     </w:p>
     <w:p>
       <w:pPr>
+        <w:jc w:val="both"/>
         <w:rPr>
           <w:rFonts w:cs="Times New Roman"/>
           <w:b w:val="0"/>
@@ -14481,10 +14290,12 @@
     </w:p>
     <w:p>
       <w:pPr>
+        <w:pStyle w:val="ListParagraph"/>
         <w:numPr>
           <w:ilvl w:val="0"/>
-          <w:numId w:val="22"/>
+          <w:numId w:val="34"/>
         </w:numPr>
+        <w:jc w:val="both"/>
         <w:rPr>
           <w:rFonts w:cs="Times New Roman"/>
           <w:b w:val="0"/>
@@ -14836,27 +14647,28 @@
     </w:p>
     <w:p>
       <w:pPr>
+        <w:pStyle w:val="ListParagraph"/>
         <w:numPr>
           <w:ilvl w:val="0"/>
-          <w:numId w:val="22"/>
+          <w:numId w:val="34"/>
         </w:numPr>
-        <w:rPr>
-          <w:rFonts w:cs="Times New Roman"/>
-          <w:b w:val="0"/>
-          <w:bCs w:val="0"/>
-          <w:sz w:val="32"/>
-          <w:szCs w:val="24"/>
-        </w:rPr>
-      </w:pPr>
-      <w:r>
-        <w:rPr>
-          <w:rFonts w:cs="Times New Roman"/>
-          <w:b w:val="0"/>
-          <w:bCs w:val="0"/>
-          <w:sz w:val="32"/>
-          <w:szCs w:val="24"/>
-        </w:rPr>
-        <w:lastRenderedPageBreak/>
+        <w:jc w:val="both"/>
+        <w:rPr>
+          <w:rFonts w:cs="Times New Roman"/>
+          <w:b w:val="0"/>
+          <w:bCs w:val="0"/>
+          <w:sz w:val="32"/>
+          <w:szCs w:val="24"/>
+        </w:rPr>
+      </w:pPr>
+      <w:r>
+        <w:rPr>
+          <w:rFonts w:cs="Times New Roman"/>
+          <w:b w:val="0"/>
+          <w:bCs w:val="0"/>
+          <w:sz w:val="32"/>
+          <w:szCs w:val="24"/>
+        </w:rPr>
         <w:t xml:space="preserve">Real-time </w:t>
       </w:r>
       <w:proofErr w:type="spellStart"/>
@@ -15326,28 +15138,23 @@
       <w:pPr>
         <w:rPr>
           <w:rFonts w:cs="Times New Roman"/>
-          <w:b w:val="0"/>
-          <w:bCs w:val="0"/>
-          <w:sz w:val="32"/>
-          <w:szCs w:val="24"/>
-        </w:rPr>
-      </w:pPr>
-      <w:r>
-        <w:rPr>
-          <w:rFonts w:cs="Times New Roman"/>
-          <w:b w:val="0"/>
-          <w:bCs w:val="0"/>
-          <w:sz w:val="32"/>
-          <w:szCs w:val="24"/>
-        </w:rPr>
+          <w:sz w:val="32"/>
+          <w:szCs w:val="24"/>
+        </w:rPr>
+      </w:pPr>
+      <w:r>
+        <w:rPr>
+          <w:rFonts w:cs="Times New Roman"/>
+          <w:sz w:val="32"/>
+          <w:szCs w:val="24"/>
+        </w:rPr>
+        <w:lastRenderedPageBreak/>
         <w:t xml:space="preserve">15. </w:t>
       </w:r>
       <w:proofErr w:type="spellStart"/>
       <w:r>
         <w:rPr>
           <w:rFonts w:cs="Times New Roman"/>
-          <w:b w:val="0"/>
-          <w:bCs w:val="0"/>
           <w:sz w:val="32"/>
           <w:szCs w:val="24"/>
         </w:rPr>
@@ -15357,19 +15164,15 @@
       <w:r>
         <w:rPr>
           <w:rFonts w:cs="Times New Roman"/>
-          <w:b w:val="0"/>
-          <w:bCs w:val="0"/>
-          <w:sz w:val="32"/>
-          <w:szCs w:val="24"/>
-        </w:rPr>
-        <w:t xml:space="preserve"> </w:t>
-      </w:r>
-      <w:proofErr w:type="spellStart"/>
-      <w:r>
-        <w:rPr>
-          <w:rFonts w:cs="Times New Roman"/>
-          <w:b w:val="0"/>
-          <w:bCs w:val="0"/>
+          <w:sz w:val="32"/>
+          <w:szCs w:val="24"/>
+        </w:rPr>
+        <w:t xml:space="preserve"> </w:t>
+      </w:r>
+      <w:proofErr w:type="spellStart"/>
+      <w:r>
+        <w:rPr>
+          <w:rFonts w:cs="Times New Roman"/>
           <w:sz w:val="32"/>
           <w:szCs w:val="24"/>
         </w:rPr>
@@ -15379,35 +15182,21 @@
       <w:r>
         <w:rPr>
           <w:rFonts w:cs="Times New Roman"/>
-          <w:b w:val="0"/>
-          <w:bCs w:val="0"/>
-          <w:sz w:val="32"/>
-          <w:szCs w:val="24"/>
-        </w:rPr>
-        <w:t xml:space="preserve"> </w:t>
-      </w:r>
-      <w:proofErr w:type="spellStart"/>
-      <w:r>
-        <w:rPr>
-          <w:rFonts w:cs="Times New Roman"/>
-          <w:b w:val="0"/>
-          <w:bCs w:val="0"/>
+          <w:sz w:val="32"/>
+          <w:szCs w:val="24"/>
+        </w:rPr>
+        <w:t xml:space="preserve"> </w:t>
+      </w:r>
+      <w:proofErr w:type="spellStart"/>
+      <w:r>
+        <w:rPr>
+          <w:rFonts w:cs="Times New Roman"/>
           <w:sz w:val="32"/>
           <w:szCs w:val="24"/>
         </w:rPr>
         <w:t>Rejalari</w:t>
       </w:r>
       <w:proofErr w:type="spellEnd"/>
-      <w:r>
-        <w:rPr>
-          <w:rFonts w:cs="Times New Roman"/>
-          <w:b w:val="0"/>
-          <w:bCs w:val="0"/>
-          <w:sz w:val="32"/>
-          <w:szCs w:val="24"/>
-        </w:rPr>
-        <w:t xml:space="preserve"> (Future Improvements)</w:t>
-      </w:r>
     </w:p>
     <w:p>
       <w:pPr>
@@ -15598,10 +15387,12 @@
     </w:p>
     <w:p>
       <w:pPr>
+        <w:pStyle w:val="ListParagraph"/>
         <w:numPr>
           <w:ilvl w:val="0"/>
-          <w:numId w:val="23"/>
+          <w:numId w:val="35"/>
         </w:numPr>
+        <w:jc w:val="both"/>
         <w:rPr>
           <w:rFonts w:cs="Times New Roman"/>
           <w:b w:val="0"/>
@@ -15909,10 +15700,12 @@
     </w:p>
     <w:p>
       <w:pPr>
+        <w:pStyle w:val="ListParagraph"/>
         <w:numPr>
           <w:ilvl w:val="0"/>
-          <w:numId w:val="23"/>
+          <w:numId w:val="35"/>
         </w:numPr>
+        <w:jc w:val="both"/>
         <w:rPr>
           <w:rFonts w:cs="Times New Roman"/>
           <w:b w:val="0"/>
@@ -16176,10 +15969,12 @@
     </w:p>
     <w:p>
       <w:pPr>
+        <w:pStyle w:val="ListParagraph"/>
         <w:numPr>
           <w:ilvl w:val="0"/>
-          <w:numId w:val="23"/>
+          <w:numId w:val="35"/>
         </w:numPr>
+        <w:jc w:val="both"/>
         <w:rPr>
           <w:rFonts w:cs="Times New Roman"/>
           <w:b w:val="0"/>
@@ -16423,17 +16218,13 @@
       <w:pPr>
         <w:rPr>
           <w:rFonts w:cs="Times New Roman"/>
-          <w:b w:val="0"/>
-          <w:bCs w:val="0"/>
-          <w:sz w:val="32"/>
-          <w:szCs w:val="24"/>
-        </w:rPr>
-      </w:pPr>
-      <w:r>
-        <w:rPr>
-          <w:rFonts w:cs="Times New Roman"/>
-          <w:b w:val="0"/>
-          <w:bCs w:val="0"/>
+          <w:sz w:val="32"/>
+          <w:szCs w:val="24"/>
+        </w:rPr>
+      </w:pPr>
+      <w:r>
+        <w:rPr>
+          <w:rFonts w:cs="Times New Roman"/>
           <w:sz w:val="32"/>
           <w:szCs w:val="24"/>
         </w:rPr>
@@ -16443,8 +16234,6 @@
       <w:r>
         <w:rPr>
           <w:rFonts w:cs="Times New Roman"/>
-          <w:b w:val="0"/>
-          <w:bCs w:val="0"/>
           <w:sz w:val="32"/>
           <w:szCs w:val="24"/>
         </w:rPr>
@@ -16454,16 +16243,15 @@
       <w:r>
         <w:rPr>
           <w:rFonts w:cs="Times New Roman"/>
-          <w:b w:val="0"/>
-          <w:bCs w:val="0"/>
-          <w:sz w:val="32"/>
-          <w:szCs w:val="24"/>
-        </w:rPr>
-        <w:t xml:space="preserve"> (Conclusion)</w:t>
+          <w:sz w:val="32"/>
+          <w:szCs w:val="24"/>
+        </w:rPr>
+        <w:t xml:space="preserve"> </w:t>
       </w:r>
     </w:p>
     <w:p>
       <w:pPr>
+        <w:jc w:val="both"/>
         <w:rPr>
           <w:rFonts w:cs="Times New Roman"/>
           <w:b w:val="0"/>
@@ -17392,6 +17180,156 @@
     </w:lvl>
   </w:abstractNum>
   <w:abstractNum w:abstractNumId="1" w15:restartNumberingAfterBreak="0">
+    <w:nsid w:val="034B0563"/>
+    <w:multiLevelType w:val="multilevel"/>
+    <w:tmpl w:val="59DCC9BA"/>
+    <w:lvl w:ilvl="0">
+      <w:start w:val="1"/>
+      <w:numFmt w:val="bullet"/>
+      <w:lvlText w:val=""/>
+      <w:lvlJc w:val="left"/>
+      <w:pPr>
+        <w:tabs>
+          <w:tab w:val="num" w:pos="720"/>
+        </w:tabs>
+        <w:ind w:left="720" w:hanging="360"/>
+      </w:pPr>
+      <w:rPr>
+        <w:rFonts w:ascii="Wingdings" w:hAnsi="Wingdings" w:hint="default"/>
+        <w:sz w:val="28"/>
+        <w:szCs w:val="36"/>
+      </w:rPr>
+    </w:lvl>
+    <w:lvl w:ilvl="1" w:tentative="1">
+      <w:start w:val="1"/>
+      <w:numFmt w:val="bullet"/>
+      <w:lvlText w:val="o"/>
+      <w:lvlJc w:val="left"/>
+      <w:pPr>
+        <w:tabs>
+          <w:tab w:val="num" w:pos="1440"/>
+        </w:tabs>
+        <w:ind w:left="1440" w:hanging="360"/>
+      </w:pPr>
+      <w:rPr>
+        <w:rFonts w:ascii="Courier New" w:hAnsi="Courier New" w:hint="default"/>
+        <w:sz w:val="20"/>
+      </w:rPr>
+    </w:lvl>
+    <w:lvl w:ilvl="2" w:tentative="1">
+      <w:start w:val="1"/>
+      <w:numFmt w:val="bullet"/>
+      <w:lvlText w:val=""/>
+      <w:lvlJc w:val="left"/>
+      <w:pPr>
+        <w:tabs>
+          <w:tab w:val="num" w:pos="2160"/>
+        </w:tabs>
+        <w:ind w:left="2160" w:hanging="360"/>
+      </w:pPr>
+      <w:rPr>
+        <w:rFonts w:ascii="Wingdings" w:hAnsi="Wingdings" w:hint="default"/>
+        <w:sz w:val="20"/>
+      </w:rPr>
+    </w:lvl>
+    <w:lvl w:ilvl="3" w:tentative="1">
+      <w:start w:val="1"/>
+      <w:numFmt w:val="bullet"/>
+      <w:lvlText w:val=""/>
+      <w:lvlJc w:val="left"/>
+      <w:pPr>
+        <w:tabs>
+          <w:tab w:val="num" w:pos="2880"/>
+        </w:tabs>
+        <w:ind w:left="2880" w:hanging="360"/>
+      </w:pPr>
+      <w:rPr>
+        <w:rFonts w:ascii="Wingdings" w:hAnsi="Wingdings" w:hint="default"/>
+        <w:sz w:val="20"/>
+      </w:rPr>
+    </w:lvl>
+    <w:lvl w:ilvl="4" w:tentative="1">
+      <w:start w:val="1"/>
+      <w:numFmt w:val="bullet"/>
+      <w:lvlText w:val=""/>
+      <w:lvlJc w:val="left"/>
+      <w:pPr>
+        <w:tabs>
+          <w:tab w:val="num" w:pos="3600"/>
+        </w:tabs>
+        <w:ind w:left="3600" w:hanging="360"/>
+      </w:pPr>
+      <w:rPr>
+        <w:rFonts w:ascii="Wingdings" w:hAnsi="Wingdings" w:hint="default"/>
+        <w:sz w:val="20"/>
+      </w:rPr>
+    </w:lvl>
+    <w:lvl w:ilvl="5" w:tentative="1">
+      <w:start w:val="1"/>
+      <w:numFmt w:val="bullet"/>
+      <w:lvlText w:val=""/>
+      <w:lvlJc w:val="left"/>
+      <w:pPr>
+        <w:tabs>
+          <w:tab w:val="num" w:pos="4320"/>
+        </w:tabs>
+        <w:ind w:left="4320" w:hanging="360"/>
+      </w:pPr>
+      <w:rPr>
+        <w:rFonts w:ascii="Wingdings" w:hAnsi="Wingdings" w:hint="default"/>
+        <w:sz w:val="20"/>
+      </w:rPr>
+    </w:lvl>
+    <w:lvl w:ilvl="6" w:tentative="1">
+      <w:start w:val="1"/>
+      <w:numFmt w:val="bullet"/>
+      <w:lvlText w:val=""/>
+      <w:lvlJc w:val="left"/>
+      <w:pPr>
+        <w:tabs>
+          <w:tab w:val="num" w:pos="5040"/>
+        </w:tabs>
+        <w:ind w:left="5040" w:hanging="360"/>
+      </w:pPr>
+      <w:rPr>
+        <w:rFonts w:ascii="Wingdings" w:hAnsi="Wingdings" w:hint="default"/>
+        <w:sz w:val="20"/>
+      </w:rPr>
+    </w:lvl>
+    <w:lvl w:ilvl="7" w:tentative="1">
+      <w:start w:val="1"/>
+      <w:numFmt w:val="bullet"/>
+      <w:lvlText w:val=""/>
+      <w:lvlJc w:val="left"/>
+      <w:pPr>
+        <w:tabs>
+          <w:tab w:val="num" w:pos="5760"/>
+        </w:tabs>
+        <w:ind w:left="5760" w:hanging="360"/>
+      </w:pPr>
+      <w:rPr>
+        <w:rFonts w:ascii="Wingdings" w:hAnsi="Wingdings" w:hint="default"/>
+        <w:sz w:val="20"/>
+      </w:rPr>
+    </w:lvl>
+    <w:lvl w:ilvl="8" w:tentative="1">
+      <w:start w:val="1"/>
+      <w:numFmt w:val="bullet"/>
+      <w:lvlText w:val=""/>
+      <w:lvlJc w:val="left"/>
+      <w:pPr>
+        <w:tabs>
+          <w:tab w:val="num" w:pos="6480"/>
+        </w:tabs>
+        <w:ind w:left="6480" w:hanging="360"/>
+      </w:pPr>
+      <w:rPr>
+        <w:rFonts w:ascii="Wingdings" w:hAnsi="Wingdings" w:hint="default"/>
+        <w:sz w:val="20"/>
+      </w:rPr>
+    </w:lvl>
+  </w:abstractNum>
+  <w:abstractNum w:abstractNumId="2" w15:restartNumberingAfterBreak="0">
     <w:nsid w:val="03980F7B"/>
     <w:multiLevelType w:val="multilevel"/>
     <w:tmpl w:val="368633F6"/>
@@ -17540,7 +17478,7 @@
       </w:rPr>
     </w:lvl>
   </w:abstractNum>
-  <w:abstractNum w:abstractNumId="2" w15:restartNumberingAfterBreak="0">
+  <w:abstractNum w:abstractNumId="3" w15:restartNumberingAfterBreak="0">
     <w:nsid w:val="0D995D9E"/>
     <w:multiLevelType w:val="multilevel"/>
     <w:tmpl w:val="A50C38DC"/>
@@ -17689,7 +17627,7 @@
       </w:rPr>
     </w:lvl>
   </w:abstractNum>
-  <w:abstractNum w:abstractNumId="3" w15:restartNumberingAfterBreak="0">
+  <w:abstractNum w:abstractNumId="4" w15:restartNumberingAfterBreak="0">
     <w:nsid w:val="15174099"/>
     <w:multiLevelType w:val="multilevel"/>
     <w:tmpl w:val="F6F0EA72"/>
@@ -17838,7 +17776,7 @@
       </w:rPr>
     </w:lvl>
   </w:abstractNum>
-  <w:abstractNum w:abstractNumId="4" w15:restartNumberingAfterBreak="0">
+  <w:abstractNum w:abstractNumId="5" w15:restartNumberingAfterBreak="0">
     <w:nsid w:val="1A585BD0"/>
     <w:multiLevelType w:val="multilevel"/>
     <w:tmpl w:val="294CB8AE"/>
@@ -17987,7 +17925,457 @@
       </w:rPr>
     </w:lvl>
   </w:abstractNum>
-  <w:abstractNum w:abstractNumId="5" w15:restartNumberingAfterBreak="0">
+  <w:abstractNum w:abstractNumId="6" w15:restartNumberingAfterBreak="0">
+    <w:nsid w:val="1BE6045B"/>
+    <w:multiLevelType w:val="multilevel"/>
+    <w:tmpl w:val="BF5EF50C"/>
+    <w:lvl w:ilvl="0">
+      <w:start w:val="1"/>
+      <w:numFmt w:val="bullet"/>
+      <w:lvlText w:val=""/>
+      <w:lvlJc w:val="left"/>
+      <w:pPr>
+        <w:tabs>
+          <w:tab w:val="num" w:pos="720"/>
+        </w:tabs>
+        <w:ind w:left="720" w:hanging="360"/>
+      </w:pPr>
+      <w:rPr>
+        <w:rFonts w:ascii="Wingdings" w:hAnsi="Wingdings" w:hint="default"/>
+        <w:sz w:val="28"/>
+        <w:szCs w:val="36"/>
+      </w:rPr>
+    </w:lvl>
+    <w:lvl w:ilvl="1" w:tentative="1">
+      <w:start w:val="1"/>
+      <w:numFmt w:val="bullet"/>
+      <w:lvlText w:val="o"/>
+      <w:lvlJc w:val="left"/>
+      <w:pPr>
+        <w:tabs>
+          <w:tab w:val="num" w:pos="1440"/>
+        </w:tabs>
+        <w:ind w:left="1440" w:hanging="360"/>
+      </w:pPr>
+      <w:rPr>
+        <w:rFonts w:ascii="Courier New" w:hAnsi="Courier New" w:hint="default"/>
+        <w:sz w:val="20"/>
+      </w:rPr>
+    </w:lvl>
+    <w:lvl w:ilvl="2" w:tentative="1">
+      <w:start w:val="1"/>
+      <w:numFmt w:val="bullet"/>
+      <w:lvlText w:val=""/>
+      <w:lvlJc w:val="left"/>
+      <w:pPr>
+        <w:tabs>
+          <w:tab w:val="num" w:pos="2160"/>
+        </w:tabs>
+        <w:ind w:left="2160" w:hanging="360"/>
+      </w:pPr>
+      <w:rPr>
+        <w:rFonts w:ascii="Wingdings" w:hAnsi="Wingdings" w:hint="default"/>
+        <w:sz w:val="20"/>
+      </w:rPr>
+    </w:lvl>
+    <w:lvl w:ilvl="3" w:tentative="1">
+      <w:start w:val="1"/>
+      <w:numFmt w:val="bullet"/>
+      <w:lvlText w:val=""/>
+      <w:lvlJc w:val="left"/>
+      <w:pPr>
+        <w:tabs>
+          <w:tab w:val="num" w:pos="2880"/>
+        </w:tabs>
+        <w:ind w:left="2880" w:hanging="360"/>
+      </w:pPr>
+      <w:rPr>
+        <w:rFonts w:ascii="Wingdings" w:hAnsi="Wingdings" w:hint="default"/>
+        <w:sz w:val="20"/>
+      </w:rPr>
+    </w:lvl>
+    <w:lvl w:ilvl="4" w:tentative="1">
+      <w:start w:val="1"/>
+      <w:numFmt w:val="bullet"/>
+      <w:lvlText w:val=""/>
+      <w:lvlJc w:val="left"/>
+      <w:pPr>
+        <w:tabs>
+          <w:tab w:val="num" w:pos="3600"/>
+        </w:tabs>
+        <w:ind w:left="3600" w:hanging="360"/>
+      </w:pPr>
+      <w:rPr>
+        <w:rFonts w:ascii="Wingdings" w:hAnsi="Wingdings" w:hint="default"/>
+        <w:sz w:val="20"/>
+      </w:rPr>
+    </w:lvl>
+    <w:lvl w:ilvl="5" w:tentative="1">
+      <w:start w:val="1"/>
+      <w:numFmt w:val="bullet"/>
+      <w:lvlText w:val=""/>
+      <w:lvlJc w:val="left"/>
+      <w:pPr>
+        <w:tabs>
+          <w:tab w:val="num" w:pos="4320"/>
+        </w:tabs>
+        <w:ind w:left="4320" w:hanging="360"/>
+      </w:pPr>
+      <w:rPr>
+        <w:rFonts w:ascii="Wingdings" w:hAnsi="Wingdings" w:hint="default"/>
+        <w:sz w:val="20"/>
+      </w:rPr>
+    </w:lvl>
+    <w:lvl w:ilvl="6" w:tentative="1">
+      <w:start w:val="1"/>
+      <w:numFmt w:val="bullet"/>
+      <w:lvlText w:val=""/>
+      <w:lvlJc w:val="left"/>
+      <w:pPr>
+        <w:tabs>
+          <w:tab w:val="num" w:pos="5040"/>
+        </w:tabs>
+        <w:ind w:left="5040" w:hanging="360"/>
+      </w:pPr>
+      <w:rPr>
+        <w:rFonts w:ascii="Wingdings" w:hAnsi="Wingdings" w:hint="default"/>
+        <w:sz w:val="20"/>
+      </w:rPr>
+    </w:lvl>
+    <w:lvl w:ilvl="7" w:tentative="1">
+      <w:start w:val="1"/>
+      <w:numFmt w:val="bullet"/>
+      <w:lvlText w:val=""/>
+      <w:lvlJc w:val="left"/>
+      <w:pPr>
+        <w:tabs>
+          <w:tab w:val="num" w:pos="5760"/>
+        </w:tabs>
+        <w:ind w:left="5760" w:hanging="360"/>
+      </w:pPr>
+      <w:rPr>
+        <w:rFonts w:ascii="Wingdings" w:hAnsi="Wingdings" w:hint="default"/>
+        <w:sz w:val="20"/>
+      </w:rPr>
+    </w:lvl>
+    <w:lvl w:ilvl="8" w:tentative="1">
+      <w:start w:val="1"/>
+      <w:numFmt w:val="bullet"/>
+      <w:lvlText w:val=""/>
+      <w:lvlJc w:val="left"/>
+      <w:pPr>
+        <w:tabs>
+          <w:tab w:val="num" w:pos="6480"/>
+        </w:tabs>
+        <w:ind w:left="6480" w:hanging="360"/>
+      </w:pPr>
+      <w:rPr>
+        <w:rFonts w:ascii="Wingdings" w:hAnsi="Wingdings" w:hint="default"/>
+        <w:sz w:val="20"/>
+      </w:rPr>
+    </w:lvl>
+  </w:abstractNum>
+  <w:abstractNum w:abstractNumId="7" w15:restartNumberingAfterBreak="0">
+    <w:nsid w:val="24FE64FF"/>
+    <w:multiLevelType w:val="multilevel"/>
+    <w:tmpl w:val="EC923DD4"/>
+    <w:lvl w:ilvl="0">
+      <w:start w:val="1"/>
+      <w:numFmt w:val="bullet"/>
+      <w:lvlText w:val=""/>
+      <w:lvlJc w:val="left"/>
+      <w:pPr>
+        <w:tabs>
+          <w:tab w:val="num" w:pos="720"/>
+        </w:tabs>
+        <w:ind w:left="720" w:hanging="360"/>
+      </w:pPr>
+      <w:rPr>
+        <w:rFonts w:ascii="Wingdings" w:hAnsi="Wingdings" w:hint="default"/>
+        <w:sz w:val="28"/>
+        <w:szCs w:val="36"/>
+      </w:rPr>
+    </w:lvl>
+    <w:lvl w:ilvl="1" w:tentative="1">
+      <w:start w:val="1"/>
+      <w:numFmt w:val="bullet"/>
+      <w:lvlText w:val="o"/>
+      <w:lvlJc w:val="left"/>
+      <w:pPr>
+        <w:tabs>
+          <w:tab w:val="num" w:pos="1440"/>
+        </w:tabs>
+        <w:ind w:left="1440" w:hanging="360"/>
+      </w:pPr>
+      <w:rPr>
+        <w:rFonts w:ascii="Courier New" w:hAnsi="Courier New" w:hint="default"/>
+        <w:sz w:val="20"/>
+      </w:rPr>
+    </w:lvl>
+    <w:lvl w:ilvl="2" w:tentative="1">
+      <w:start w:val="1"/>
+      <w:numFmt w:val="bullet"/>
+      <w:lvlText w:val=""/>
+      <w:lvlJc w:val="left"/>
+      <w:pPr>
+        <w:tabs>
+          <w:tab w:val="num" w:pos="2160"/>
+        </w:tabs>
+        <w:ind w:left="2160" w:hanging="360"/>
+      </w:pPr>
+      <w:rPr>
+        <w:rFonts w:ascii="Wingdings" w:hAnsi="Wingdings" w:hint="default"/>
+        <w:sz w:val="20"/>
+      </w:rPr>
+    </w:lvl>
+    <w:lvl w:ilvl="3" w:tentative="1">
+      <w:start w:val="1"/>
+      <w:numFmt w:val="bullet"/>
+      <w:lvlText w:val=""/>
+      <w:lvlJc w:val="left"/>
+      <w:pPr>
+        <w:tabs>
+          <w:tab w:val="num" w:pos="2880"/>
+        </w:tabs>
+        <w:ind w:left="2880" w:hanging="360"/>
+      </w:pPr>
+      <w:rPr>
+        <w:rFonts w:ascii="Wingdings" w:hAnsi="Wingdings" w:hint="default"/>
+        <w:sz w:val="20"/>
+      </w:rPr>
+    </w:lvl>
+    <w:lvl w:ilvl="4" w:tentative="1">
+      <w:start w:val="1"/>
+      <w:numFmt w:val="bullet"/>
+      <w:lvlText w:val=""/>
+      <w:lvlJc w:val="left"/>
+      <w:pPr>
+        <w:tabs>
+          <w:tab w:val="num" w:pos="3600"/>
+        </w:tabs>
+        <w:ind w:left="3600" w:hanging="360"/>
+      </w:pPr>
+      <w:rPr>
+        <w:rFonts w:ascii="Wingdings" w:hAnsi="Wingdings" w:hint="default"/>
+        <w:sz w:val="20"/>
+      </w:rPr>
+    </w:lvl>
+    <w:lvl w:ilvl="5" w:tentative="1">
+      <w:start w:val="1"/>
+      <w:numFmt w:val="bullet"/>
+      <w:lvlText w:val=""/>
+      <w:lvlJc w:val="left"/>
+      <w:pPr>
+        <w:tabs>
+          <w:tab w:val="num" w:pos="4320"/>
+        </w:tabs>
+        <w:ind w:left="4320" w:hanging="360"/>
+      </w:pPr>
+      <w:rPr>
+        <w:rFonts w:ascii="Wingdings" w:hAnsi="Wingdings" w:hint="default"/>
+        <w:sz w:val="20"/>
+      </w:rPr>
+    </w:lvl>
+    <w:lvl w:ilvl="6" w:tentative="1">
+      <w:start w:val="1"/>
+      <w:numFmt w:val="bullet"/>
+      <w:lvlText w:val=""/>
+      <w:lvlJc w:val="left"/>
+      <w:pPr>
+        <w:tabs>
+          <w:tab w:val="num" w:pos="5040"/>
+        </w:tabs>
+        <w:ind w:left="5040" w:hanging="360"/>
+      </w:pPr>
+      <w:rPr>
+        <w:rFonts w:ascii="Wingdings" w:hAnsi="Wingdings" w:hint="default"/>
+        <w:sz w:val="20"/>
+      </w:rPr>
+    </w:lvl>
+    <w:lvl w:ilvl="7" w:tentative="1">
+      <w:start w:val="1"/>
+      <w:numFmt w:val="bullet"/>
+      <w:lvlText w:val=""/>
+      <w:lvlJc w:val="left"/>
+      <w:pPr>
+        <w:tabs>
+          <w:tab w:val="num" w:pos="5760"/>
+        </w:tabs>
+        <w:ind w:left="5760" w:hanging="360"/>
+      </w:pPr>
+      <w:rPr>
+        <w:rFonts w:ascii="Wingdings" w:hAnsi="Wingdings" w:hint="default"/>
+        <w:sz w:val="20"/>
+      </w:rPr>
+    </w:lvl>
+    <w:lvl w:ilvl="8" w:tentative="1">
+      <w:start w:val="1"/>
+      <w:numFmt w:val="bullet"/>
+      <w:lvlText w:val=""/>
+      <w:lvlJc w:val="left"/>
+      <w:pPr>
+        <w:tabs>
+          <w:tab w:val="num" w:pos="6480"/>
+        </w:tabs>
+        <w:ind w:left="6480" w:hanging="360"/>
+      </w:pPr>
+      <w:rPr>
+        <w:rFonts w:ascii="Wingdings" w:hAnsi="Wingdings" w:hint="default"/>
+        <w:sz w:val="20"/>
+      </w:rPr>
+    </w:lvl>
+  </w:abstractNum>
+  <w:abstractNum w:abstractNumId="8" w15:restartNumberingAfterBreak="0">
+    <w:nsid w:val="26E43513"/>
+    <w:multiLevelType w:val="multilevel"/>
+    <w:tmpl w:val="59DCC9BA"/>
+    <w:lvl w:ilvl="0">
+      <w:start w:val="1"/>
+      <w:numFmt w:val="bullet"/>
+      <w:lvlText w:val=""/>
+      <w:lvlJc w:val="left"/>
+      <w:pPr>
+        <w:tabs>
+          <w:tab w:val="num" w:pos="720"/>
+        </w:tabs>
+        <w:ind w:left="720" w:hanging="360"/>
+      </w:pPr>
+      <w:rPr>
+        <w:rFonts w:ascii="Wingdings" w:hAnsi="Wingdings" w:hint="default"/>
+        <w:sz w:val="28"/>
+        <w:szCs w:val="36"/>
+      </w:rPr>
+    </w:lvl>
+    <w:lvl w:ilvl="1" w:tentative="1">
+      <w:start w:val="1"/>
+      <w:numFmt w:val="bullet"/>
+      <w:lvlText w:val="o"/>
+      <w:lvlJc w:val="left"/>
+      <w:pPr>
+        <w:tabs>
+          <w:tab w:val="num" w:pos="1440"/>
+        </w:tabs>
+        <w:ind w:left="1440" w:hanging="360"/>
+      </w:pPr>
+      <w:rPr>
+        <w:rFonts w:ascii="Courier New" w:hAnsi="Courier New" w:hint="default"/>
+        <w:sz w:val="20"/>
+      </w:rPr>
+    </w:lvl>
+    <w:lvl w:ilvl="2" w:tentative="1">
+      <w:start w:val="1"/>
+      <w:numFmt w:val="bullet"/>
+      <w:lvlText w:val=""/>
+      <w:lvlJc w:val="left"/>
+      <w:pPr>
+        <w:tabs>
+          <w:tab w:val="num" w:pos="2160"/>
+        </w:tabs>
+        <w:ind w:left="2160" w:hanging="360"/>
+      </w:pPr>
+      <w:rPr>
+        <w:rFonts w:ascii="Wingdings" w:hAnsi="Wingdings" w:hint="default"/>
+        <w:sz w:val="20"/>
+      </w:rPr>
+    </w:lvl>
+    <w:lvl w:ilvl="3" w:tentative="1">
+      <w:start w:val="1"/>
+      <w:numFmt w:val="bullet"/>
+      <w:lvlText w:val=""/>
+      <w:lvlJc w:val="left"/>
+      <w:pPr>
+        <w:tabs>
+          <w:tab w:val="num" w:pos="2880"/>
+        </w:tabs>
+        <w:ind w:left="2880" w:hanging="360"/>
+      </w:pPr>
+      <w:rPr>
+        <w:rFonts w:ascii="Wingdings" w:hAnsi="Wingdings" w:hint="default"/>
+        <w:sz w:val="20"/>
+      </w:rPr>
+    </w:lvl>
+    <w:lvl w:ilvl="4" w:tentative="1">
+      <w:start w:val="1"/>
+      <w:numFmt w:val="bullet"/>
+      <w:lvlText w:val=""/>
+      <w:lvlJc w:val="left"/>
+      <w:pPr>
+        <w:tabs>
+          <w:tab w:val="num" w:pos="3600"/>
+        </w:tabs>
+        <w:ind w:left="3600" w:hanging="360"/>
+      </w:pPr>
+      <w:rPr>
+        <w:rFonts w:ascii="Wingdings" w:hAnsi="Wingdings" w:hint="default"/>
+        <w:sz w:val="20"/>
+      </w:rPr>
+    </w:lvl>
+    <w:lvl w:ilvl="5" w:tentative="1">
+      <w:start w:val="1"/>
+      <w:numFmt w:val="bullet"/>
+      <w:lvlText w:val=""/>
+      <w:lvlJc w:val="left"/>
+      <w:pPr>
+        <w:tabs>
+          <w:tab w:val="num" w:pos="4320"/>
+        </w:tabs>
+        <w:ind w:left="4320" w:hanging="360"/>
+      </w:pPr>
+      <w:rPr>
+        <w:rFonts w:ascii="Wingdings" w:hAnsi="Wingdings" w:hint="default"/>
+        <w:sz w:val="20"/>
+      </w:rPr>
+    </w:lvl>
+    <w:lvl w:ilvl="6" w:tentative="1">
+      <w:start w:val="1"/>
+      <w:numFmt w:val="bullet"/>
+      <w:lvlText w:val=""/>
+      <w:lvlJc w:val="left"/>
+      <w:pPr>
+        <w:tabs>
+          <w:tab w:val="num" w:pos="5040"/>
+        </w:tabs>
+        <w:ind w:left="5040" w:hanging="360"/>
+      </w:pPr>
+      <w:rPr>
+        <w:rFonts w:ascii="Wingdings" w:hAnsi="Wingdings" w:hint="default"/>
+        <w:sz w:val="20"/>
+      </w:rPr>
+    </w:lvl>
+    <w:lvl w:ilvl="7" w:tentative="1">
+      <w:start w:val="1"/>
+      <w:numFmt w:val="bullet"/>
+      <w:lvlText w:val=""/>
+      <w:lvlJc w:val="left"/>
+      <w:pPr>
+        <w:tabs>
+          <w:tab w:val="num" w:pos="5760"/>
+        </w:tabs>
+        <w:ind w:left="5760" w:hanging="360"/>
+      </w:pPr>
+      <w:rPr>
+        <w:rFonts w:ascii="Wingdings" w:hAnsi="Wingdings" w:hint="default"/>
+        <w:sz w:val="20"/>
+      </w:rPr>
+    </w:lvl>
+    <w:lvl w:ilvl="8" w:tentative="1">
+      <w:start w:val="1"/>
+      <w:numFmt w:val="bullet"/>
+      <w:lvlText w:val=""/>
+      <w:lvlJc w:val="left"/>
+      <w:pPr>
+        <w:tabs>
+          <w:tab w:val="num" w:pos="6480"/>
+        </w:tabs>
+        <w:ind w:left="6480" w:hanging="360"/>
+      </w:pPr>
+      <w:rPr>
+        <w:rFonts w:ascii="Wingdings" w:hAnsi="Wingdings" w:hint="default"/>
+        <w:sz w:val="20"/>
+      </w:rPr>
+    </w:lvl>
+  </w:abstractNum>
+  <w:abstractNum w:abstractNumId="9" w15:restartNumberingAfterBreak="0">
     <w:nsid w:val="2A6D5BC7"/>
     <w:multiLevelType w:val="multilevel"/>
     <w:tmpl w:val="48BCAB92"/>
@@ -18136,7 +18524,307 @@
       </w:rPr>
     </w:lvl>
   </w:abstractNum>
-  <w:abstractNum w:abstractNumId="6" w15:restartNumberingAfterBreak="0">
+  <w:abstractNum w:abstractNumId="10" w15:restartNumberingAfterBreak="0">
+    <w:nsid w:val="2B2037A6"/>
+    <w:multiLevelType w:val="multilevel"/>
+    <w:tmpl w:val="F356CFF8"/>
+    <w:lvl w:ilvl="0">
+      <w:start w:val="1"/>
+      <w:numFmt w:val="bullet"/>
+      <w:lvlText w:val=""/>
+      <w:lvlJc w:val="left"/>
+      <w:pPr>
+        <w:tabs>
+          <w:tab w:val="num" w:pos="720"/>
+        </w:tabs>
+        <w:ind w:left="720" w:hanging="360"/>
+      </w:pPr>
+      <w:rPr>
+        <w:rFonts w:ascii="Wingdings" w:hAnsi="Wingdings" w:hint="default"/>
+        <w:sz w:val="28"/>
+        <w:szCs w:val="36"/>
+      </w:rPr>
+    </w:lvl>
+    <w:lvl w:ilvl="1" w:tentative="1">
+      <w:start w:val="1"/>
+      <w:numFmt w:val="bullet"/>
+      <w:lvlText w:val="o"/>
+      <w:lvlJc w:val="left"/>
+      <w:pPr>
+        <w:tabs>
+          <w:tab w:val="num" w:pos="1440"/>
+        </w:tabs>
+        <w:ind w:left="1440" w:hanging="360"/>
+      </w:pPr>
+      <w:rPr>
+        <w:rFonts w:ascii="Courier New" w:hAnsi="Courier New" w:hint="default"/>
+        <w:sz w:val="20"/>
+      </w:rPr>
+    </w:lvl>
+    <w:lvl w:ilvl="2" w:tentative="1">
+      <w:start w:val="1"/>
+      <w:numFmt w:val="bullet"/>
+      <w:lvlText w:val=""/>
+      <w:lvlJc w:val="left"/>
+      <w:pPr>
+        <w:tabs>
+          <w:tab w:val="num" w:pos="2160"/>
+        </w:tabs>
+        <w:ind w:left="2160" w:hanging="360"/>
+      </w:pPr>
+      <w:rPr>
+        <w:rFonts w:ascii="Wingdings" w:hAnsi="Wingdings" w:hint="default"/>
+        <w:sz w:val="20"/>
+      </w:rPr>
+    </w:lvl>
+    <w:lvl w:ilvl="3" w:tentative="1">
+      <w:start w:val="1"/>
+      <w:numFmt w:val="bullet"/>
+      <w:lvlText w:val=""/>
+      <w:lvlJc w:val="left"/>
+      <w:pPr>
+        <w:tabs>
+          <w:tab w:val="num" w:pos="2880"/>
+        </w:tabs>
+        <w:ind w:left="2880" w:hanging="360"/>
+      </w:pPr>
+      <w:rPr>
+        <w:rFonts w:ascii="Wingdings" w:hAnsi="Wingdings" w:hint="default"/>
+        <w:sz w:val="20"/>
+      </w:rPr>
+    </w:lvl>
+    <w:lvl w:ilvl="4" w:tentative="1">
+      <w:start w:val="1"/>
+      <w:numFmt w:val="bullet"/>
+      <w:lvlText w:val=""/>
+      <w:lvlJc w:val="left"/>
+      <w:pPr>
+        <w:tabs>
+          <w:tab w:val="num" w:pos="3600"/>
+        </w:tabs>
+        <w:ind w:left="3600" w:hanging="360"/>
+      </w:pPr>
+      <w:rPr>
+        <w:rFonts w:ascii="Wingdings" w:hAnsi="Wingdings" w:hint="default"/>
+        <w:sz w:val="20"/>
+      </w:rPr>
+    </w:lvl>
+    <w:lvl w:ilvl="5" w:tentative="1">
+      <w:start w:val="1"/>
+      <w:numFmt w:val="bullet"/>
+      <w:lvlText w:val=""/>
+      <w:lvlJc w:val="left"/>
+      <w:pPr>
+        <w:tabs>
+          <w:tab w:val="num" w:pos="4320"/>
+        </w:tabs>
+        <w:ind w:left="4320" w:hanging="360"/>
+      </w:pPr>
+      <w:rPr>
+        <w:rFonts w:ascii="Wingdings" w:hAnsi="Wingdings" w:hint="default"/>
+        <w:sz w:val="20"/>
+      </w:rPr>
+    </w:lvl>
+    <w:lvl w:ilvl="6" w:tentative="1">
+      <w:start w:val="1"/>
+      <w:numFmt w:val="bullet"/>
+      <w:lvlText w:val=""/>
+      <w:lvlJc w:val="left"/>
+      <w:pPr>
+        <w:tabs>
+          <w:tab w:val="num" w:pos="5040"/>
+        </w:tabs>
+        <w:ind w:left="5040" w:hanging="360"/>
+      </w:pPr>
+      <w:rPr>
+        <w:rFonts w:ascii="Wingdings" w:hAnsi="Wingdings" w:hint="default"/>
+        <w:sz w:val="20"/>
+      </w:rPr>
+    </w:lvl>
+    <w:lvl w:ilvl="7" w:tentative="1">
+      <w:start w:val="1"/>
+      <w:numFmt w:val="bullet"/>
+      <w:lvlText w:val=""/>
+      <w:lvlJc w:val="left"/>
+      <w:pPr>
+        <w:tabs>
+          <w:tab w:val="num" w:pos="5760"/>
+        </w:tabs>
+        <w:ind w:left="5760" w:hanging="360"/>
+      </w:pPr>
+      <w:rPr>
+        <w:rFonts w:ascii="Wingdings" w:hAnsi="Wingdings" w:hint="default"/>
+        <w:sz w:val="20"/>
+      </w:rPr>
+    </w:lvl>
+    <w:lvl w:ilvl="8" w:tentative="1">
+      <w:start w:val="1"/>
+      <w:numFmt w:val="bullet"/>
+      <w:lvlText w:val=""/>
+      <w:lvlJc w:val="left"/>
+      <w:pPr>
+        <w:tabs>
+          <w:tab w:val="num" w:pos="6480"/>
+        </w:tabs>
+        <w:ind w:left="6480" w:hanging="360"/>
+      </w:pPr>
+      <w:rPr>
+        <w:rFonts w:ascii="Wingdings" w:hAnsi="Wingdings" w:hint="default"/>
+        <w:sz w:val="20"/>
+      </w:rPr>
+    </w:lvl>
+  </w:abstractNum>
+  <w:abstractNum w:abstractNumId="11" w15:restartNumberingAfterBreak="0">
+    <w:nsid w:val="2C4A522C"/>
+    <w:multiLevelType w:val="multilevel"/>
+    <w:tmpl w:val="59DCC9BA"/>
+    <w:lvl w:ilvl="0">
+      <w:start w:val="1"/>
+      <w:numFmt w:val="bullet"/>
+      <w:lvlText w:val=""/>
+      <w:lvlJc w:val="left"/>
+      <w:pPr>
+        <w:tabs>
+          <w:tab w:val="num" w:pos="720"/>
+        </w:tabs>
+        <w:ind w:left="720" w:hanging="360"/>
+      </w:pPr>
+      <w:rPr>
+        <w:rFonts w:ascii="Wingdings" w:hAnsi="Wingdings" w:hint="default"/>
+        <w:sz w:val="28"/>
+        <w:szCs w:val="36"/>
+      </w:rPr>
+    </w:lvl>
+    <w:lvl w:ilvl="1" w:tentative="1">
+      <w:start w:val="1"/>
+      <w:numFmt w:val="bullet"/>
+      <w:lvlText w:val="o"/>
+      <w:lvlJc w:val="left"/>
+      <w:pPr>
+        <w:tabs>
+          <w:tab w:val="num" w:pos="1440"/>
+        </w:tabs>
+        <w:ind w:left="1440" w:hanging="360"/>
+      </w:pPr>
+      <w:rPr>
+        <w:rFonts w:ascii="Courier New" w:hAnsi="Courier New" w:hint="default"/>
+        <w:sz w:val="20"/>
+      </w:rPr>
+    </w:lvl>
+    <w:lvl w:ilvl="2" w:tentative="1">
+      <w:start w:val="1"/>
+      <w:numFmt w:val="bullet"/>
+      <w:lvlText w:val=""/>
+      <w:lvlJc w:val="left"/>
+      <w:pPr>
+        <w:tabs>
+          <w:tab w:val="num" w:pos="2160"/>
+        </w:tabs>
+        <w:ind w:left="2160" w:hanging="360"/>
+      </w:pPr>
+      <w:rPr>
+        <w:rFonts w:ascii="Wingdings" w:hAnsi="Wingdings" w:hint="default"/>
+        <w:sz w:val="20"/>
+      </w:rPr>
+    </w:lvl>
+    <w:lvl w:ilvl="3" w:tentative="1">
+      <w:start w:val="1"/>
+      <w:numFmt w:val="bullet"/>
+      <w:lvlText w:val=""/>
+      <w:lvlJc w:val="left"/>
+      <w:pPr>
+        <w:tabs>
+          <w:tab w:val="num" w:pos="2880"/>
+        </w:tabs>
+        <w:ind w:left="2880" w:hanging="360"/>
+      </w:pPr>
+      <w:rPr>
+        <w:rFonts w:ascii="Wingdings" w:hAnsi="Wingdings" w:hint="default"/>
+        <w:sz w:val="20"/>
+      </w:rPr>
+    </w:lvl>
+    <w:lvl w:ilvl="4" w:tentative="1">
+      <w:start w:val="1"/>
+      <w:numFmt w:val="bullet"/>
+      <w:lvlText w:val=""/>
+      <w:lvlJc w:val="left"/>
+      <w:pPr>
+        <w:tabs>
+          <w:tab w:val="num" w:pos="3600"/>
+        </w:tabs>
+        <w:ind w:left="3600" w:hanging="360"/>
+      </w:pPr>
+      <w:rPr>
+        <w:rFonts w:ascii="Wingdings" w:hAnsi="Wingdings" w:hint="default"/>
+        <w:sz w:val="20"/>
+      </w:rPr>
+    </w:lvl>
+    <w:lvl w:ilvl="5" w:tentative="1">
+      <w:start w:val="1"/>
+      <w:numFmt w:val="bullet"/>
+      <w:lvlText w:val=""/>
+      <w:lvlJc w:val="left"/>
+      <w:pPr>
+        <w:tabs>
+          <w:tab w:val="num" w:pos="4320"/>
+        </w:tabs>
+        <w:ind w:left="4320" w:hanging="360"/>
+      </w:pPr>
+      <w:rPr>
+        <w:rFonts w:ascii="Wingdings" w:hAnsi="Wingdings" w:hint="default"/>
+        <w:sz w:val="20"/>
+      </w:rPr>
+    </w:lvl>
+    <w:lvl w:ilvl="6" w:tentative="1">
+      <w:start w:val="1"/>
+      <w:numFmt w:val="bullet"/>
+      <w:lvlText w:val=""/>
+      <w:lvlJc w:val="left"/>
+      <w:pPr>
+        <w:tabs>
+          <w:tab w:val="num" w:pos="5040"/>
+        </w:tabs>
+        <w:ind w:left="5040" w:hanging="360"/>
+      </w:pPr>
+      <w:rPr>
+        <w:rFonts w:ascii="Wingdings" w:hAnsi="Wingdings" w:hint="default"/>
+        <w:sz w:val="20"/>
+      </w:rPr>
+    </w:lvl>
+    <w:lvl w:ilvl="7" w:tentative="1">
+      <w:start w:val="1"/>
+      <w:numFmt w:val="bullet"/>
+      <w:lvlText w:val=""/>
+      <w:lvlJc w:val="left"/>
+      <w:pPr>
+        <w:tabs>
+          <w:tab w:val="num" w:pos="5760"/>
+        </w:tabs>
+        <w:ind w:left="5760" w:hanging="360"/>
+      </w:pPr>
+      <w:rPr>
+        <w:rFonts w:ascii="Wingdings" w:hAnsi="Wingdings" w:hint="default"/>
+        <w:sz w:val="20"/>
+      </w:rPr>
+    </w:lvl>
+    <w:lvl w:ilvl="8" w:tentative="1">
+      <w:start w:val="1"/>
+      <w:numFmt w:val="bullet"/>
+      <w:lvlText w:val=""/>
+      <w:lvlJc w:val="left"/>
+      <w:pPr>
+        <w:tabs>
+          <w:tab w:val="num" w:pos="6480"/>
+        </w:tabs>
+        <w:ind w:left="6480" w:hanging="360"/>
+      </w:pPr>
+      <w:rPr>
+        <w:rFonts w:ascii="Wingdings" w:hAnsi="Wingdings" w:hint="default"/>
+        <w:sz w:val="20"/>
+      </w:rPr>
+    </w:lvl>
+  </w:abstractNum>
+  <w:abstractNum w:abstractNumId="12" w15:restartNumberingAfterBreak="0">
     <w:nsid w:val="311C38A5"/>
     <w:multiLevelType w:val="multilevel"/>
     <w:tmpl w:val="BCD6DDAE"/>
@@ -18285,7 +18973,7 @@
       </w:rPr>
     </w:lvl>
   </w:abstractNum>
-  <w:abstractNum w:abstractNumId="7" w15:restartNumberingAfterBreak="0">
+  <w:abstractNum w:abstractNumId="13" w15:restartNumberingAfterBreak="0">
     <w:nsid w:val="312A5933"/>
     <w:multiLevelType w:val="multilevel"/>
     <w:tmpl w:val="634CD5C6"/>
@@ -18434,14 +19122,14 @@
       </w:rPr>
     </w:lvl>
   </w:abstractNum>
-  <w:abstractNum w:abstractNumId="8" w15:restartNumberingAfterBreak="0">
+  <w:abstractNum w:abstractNumId="14" w15:restartNumberingAfterBreak="0">
     <w:nsid w:val="33A049F9"/>
     <w:multiLevelType w:val="multilevel"/>
-    <w:tmpl w:val="2EA02370"/>
+    <w:tmpl w:val="C39E153C"/>
     <w:lvl w:ilvl="0">
       <w:start w:val="1"/>
-      <w:numFmt w:val="bullet"/>
-      <w:lvlText w:val=""/>
+      <w:numFmt w:val="decimal"/>
+      <w:lvlText w:val="%1."/>
       <w:lvlJc w:val="left"/>
       <w:pPr>
         <w:tabs>
@@ -18450,7 +19138,7 @@
         <w:ind w:left="720" w:hanging="360"/>
       </w:pPr>
       <w:rPr>
-        <w:rFonts w:ascii="Symbol" w:hAnsi="Symbol" w:hint="default"/>
+        <w:rFonts w:hint="default"/>
         <w:sz w:val="20"/>
       </w:rPr>
     </w:lvl>
@@ -18583,7 +19271,7 @@
       </w:rPr>
     </w:lvl>
   </w:abstractNum>
-  <w:abstractNum w:abstractNumId="9" w15:restartNumberingAfterBreak="0">
+  <w:abstractNum w:abstractNumId="15" w15:restartNumberingAfterBreak="0">
     <w:nsid w:val="33AE4A28"/>
     <w:multiLevelType w:val="multilevel"/>
     <w:tmpl w:val="502ACBCC"/>
@@ -18732,7 +19420,157 @@
       </w:rPr>
     </w:lvl>
   </w:abstractNum>
-  <w:abstractNum w:abstractNumId="10" w15:restartNumberingAfterBreak="0">
+  <w:abstractNum w:abstractNumId="16" w15:restartNumberingAfterBreak="0">
+    <w:nsid w:val="349E402F"/>
+    <w:multiLevelType w:val="multilevel"/>
+    <w:tmpl w:val="FD78A01E"/>
+    <w:lvl w:ilvl="0">
+      <w:start w:val="1"/>
+      <w:numFmt w:val="bullet"/>
+      <w:lvlText w:val=""/>
+      <w:lvlJc w:val="left"/>
+      <w:pPr>
+        <w:tabs>
+          <w:tab w:val="num" w:pos="720"/>
+        </w:tabs>
+        <w:ind w:left="720" w:hanging="360"/>
+      </w:pPr>
+      <w:rPr>
+        <w:rFonts w:ascii="Wingdings" w:hAnsi="Wingdings" w:hint="default"/>
+        <w:sz w:val="28"/>
+        <w:szCs w:val="36"/>
+      </w:rPr>
+    </w:lvl>
+    <w:lvl w:ilvl="1" w:tentative="1">
+      <w:start w:val="1"/>
+      <w:numFmt w:val="bullet"/>
+      <w:lvlText w:val="o"/>
+      <w:lvlJc w:val="left"/>
+      <w:pPr>
+        <w:tabs>
+          <w:tab w:val="num" w:pos="1440"/>
+        </w:tabs>
+        <w:ind w:left="1440" w:hanging="360"/>
+      </w:pPr>
+      <w:rPr>
+        <w:rFonts w:ascii="Courier New" w:hAnsi="Courier New" w:hint="default"/>
+        <w:sz w:val="20"/>
+      </w:rPr>
+    </w:lvl>
+    <w:lvl w:ilvl="2" w:tentative="1">
+      <w:start w:val="1"/>
+      <w:numFmt w:val="bullet"/>
+      <w:lvlText w:val=""/>
+      <w:lvlJc w:val="left"/>
+      <w:pPr>
+        <w:tabs>
+          <w:tab w:val="num" w:pos="2160"/>
+        </w:tabs>
+        <w:ind w:left="2160" w:hanging="360"/>
+      </w:pPr>
+      <w:rPr>
+        <w:rFonts w:ascii="Wingdings" w:hAnsi="Wingdings" w:hint="default"/>
+        <w:sz w:val="20"/>
+      </w:rPr>
+    </w:lvl>
+    <w:lvl w:ilvl="3" w:tentative="1">
+      <w:start w:val="1"/>
+      <w:numFmt w:val="bullet"/>
+      <w:lvlText w:val=""/>
+      <w:lvlJc w:val="left"/>
+      <w:pPr>
+        <w:tabs>
+          <w:tab w:val="num" w:pos="2880"/>
+        </w:tabs>
+        <w:ind w:left="2880" w:hanging="360"/>
+      </w:pPr>
+      <w:rPr>
+        <w:rFonts w:ascii="Wingdings" w:hAnsi="Wingdings" w:hint="default"/>
+        <w:sz w:val="20"/>
+      </w:rPr>
+    </w:lvl>
+    <w:lvl w:ilvl="4" w:tentative="1">
+      <w:start w:val="1"/>
+      <w:numFmt w:val="bullet"/>
+      <w:lvlText w:val=""/>
+      <w:lvlJc w:val="left"/>
+      <w:pPr>
+        <w:tabs>
+          <w:tab w:val="num" w:pos="3600"/>
+        </w:tabs>
+        <w:ind w:left="3600" w:hanging="360"/>
+      </w:pPr>
+      <w:rPr>
+        <w:rFonts w:ascii="Wingdings" w:hAnsi="Wingdings" w:hint="default"/>
+        <w:sz w:val="20"/>
+      </w:rPr>
+    </w:lvl>
+    <w:lvl w:ilvl="5" w:tentative="1">
+      <w:start w:val="1"/>
+      <w:numFmt w:val="bullet"/>
+      <w:lvlText w:val=""/>
+      <w:lvlJc w:val="left"/>
+      <w:pPr>
+        <w:tabs>
+          <w:tab w:val="num" w:pos="4320"/>
+        </w:tabs>
+        <w:ind w:left="4320" w:hanging="360"/>
+      </w:pPr>
+      <w:rPr>
+        <w:rFonts w:ascii="Wingdings" w:hAnsi="Wingdings" w:hint="default"/>
+        <w:sz w:val="20"/>
+      </w:rPr>
+    </w:lvl>
+    <w:lvl w:ilvl="6" w:tentative="1">
+      <w:start w:val="1"/>
+      <w:numFmt w:val="bullet"/>
+      <w:lvlText w:val=""/>
+      <w:lvlJc w:val="left"/>
+      <w:pPr>
+        <w:tabs>
+          <w:tab w:val="num" w:pos="5040"/>
+        </w:tabs>
+        <w:ind w:left="5040" w:hanging="360"/>
+      </w:pPr>
+      <w:rPr>
+        <w:rFonts w:ascii="Wingdings" w:hAnsi="Wingdings" w:hint="default"/>
+        <w:sz w:val="20"/>
+      </w:rPr>
+    </w:lvl>
+    <w:lvl w:ilvl="7" w:tentative="1">
+      <w:start w:val="1"/>
+      <w:numFmt w:val="bullet"/>
+      <w:lvlText w:val=""/>
+      <w:lvlJc w:val="left"/>
+      <w:pPr>
+        <w:tabs>
+          <w:tab w:val="num" w:pos="5760"/>
+        </w:tabs>
+        <w:ind w:left="5760" w:hanging="360"/>
+      </w:pPr>
+      <w:rPr>
+        <w:rFonts w:ascii="Wingdings" w:hAnsi="Wingdings" w:hint="default"/>
+        <w:sz w:val="20"/>
+      </w:rPr>
+    </w:lvl>
+    <w:lvl w:ilvl="8" w:tentative="1">
+      <w:start w:val="1"/>
+      <w:numFmt w:val="bullet"/>
+      <w:lvlText w:val=""/>
+      <w:lvlJc w:val="left"/>
+      <w:pPr>
+        <w:tabs>
+          <w:tab w:val="num" w:pos="6480"/>
+        </w:tabs>
+        <w:ind w:left="6480" w:hanging="360"/>
+      </w:pPr>
+      <w:rPr>
+        <w:rFonts w:ascii="Wingdings" w:hAnsi="Wingdings" w:hint="default"/>
+        <w:sz w:val="20"/>
+      </w:rPr>
+    </w:lvl>
+  </w:abstractNum>
+  <w:abstractNum w:abstractNumId="17" w15:restartNumberingAfterBreak="0">
     <w:nsid w:val="350A0A55"/>
     <w:multiLevelType w:val="multilevel"/>
     <w:tmpl w:val="055CDABA"/>
@@ -18881,7 +19719,7 @@
       </w:rPr>
     </w:lvl>
   </w:abstractNum>
-  <w:abstractNum w:abstractNumId="11" w15:restartNumberingAfterBreak="0">
+  <w:abstractNum w:abstractNumId="18" w15:restartNumberingAfterBreak="0">
     <w:nsid w:val="35540712"/>
     <w:multiLevelType w:val="multilevel"/>
     <w:tmpl w:val="DBD4CF76"/>
@@ -19030,7 +19868,7 @@
       </w:rPr>
     </w:lvl>
   </w:abstractNum>
-  <w:abstractNum w:abstractNumId="12" w15:restartNumberingAfterBreak="0">
+  <w:abstractNum w:abstractNumId="19" w15:restartNumberingAfterBreak="0">
     <w:nsid w:val="369F2333"/>
     <w:multiLevelType w:val="multilevel"/>
     <w:tmpl w:val="470C09CC"/>
@@ -19179,7 +20017,157 @@
       </w:rPr>
     </w:lvl>
   </w:abstractNum>
-  <w:abstractNum w:abstractNumId="13" w15:restartNumberingAfterBreak="0">
+  <w:abstractNum w:abstractNumId="20" w15:restartNumberingAfterBreak="0">
+    <w:nsid w:val="3B491BCB"/>
+    <w:multiLevelType w:val="multilevel"/>
+    <w:tmpl w:val="59DCC9BA"/>
+    <w:lvl w:ilvl="0">
+      <w:start w:val="1"/>
+      <w:numFmt w:val="bullet"/>
+      <w:lvlText w:val=""/>
+      <w:lvlJc w:val="left"/>
+      <w:pPr>
+        <w:tabs>
+          <w:tab w:val="num" w:pos="720"/>
+        </w:tabs>
+        <w:ind w:left="720" w:hanging="360"/>
+      </w:pPr>
+      <w:rPr>
+        <w:rFonts w:ascii="Wingdings" w:hAnsi="Wingdings" w:hint="default"/>
+        <w:sz w:val="28"/>
+        <w:szCs w:val="36"/>
+      </w:rPr>
+    </w:lvl>
+    <w:lvl w:ilvl="1" w:tentative="1">
+      <w:start w:val="1"/>
+      <w:numFmt w:val="bullet"/>
+      <w:lvlText w:val="o"/>
+      <w:lvlJc w:val="left"/>
+      <w:pPr>
+        <w:tabs>
+          <w:tab w:val="num" w:pos="1440"/>
+        </w:tabs>
+        <w:ind w:left="1440" w:hanging="360"/>
+      </w:pPr>
+      <w:rPr>
+        <w:rFonts w:ascii="Courier New" w:hAnsi="Courier New" w:hint="default"/>
+        <w:sz w:val="20"/>
+      </w:rPr>
+    </w:lvl>
+    <w:lvl w:ilvl="2" w:tentative="1">
+      <w:start w:val="1"/>
+      <w:numFmt w:val="bullet"/>
+      <w:lvlText w:val=""/>
+      <w:lvlJc w:val="left"/>
+      <w:pPr>
+        <w:tabs>
+          <w:tab w:val="num" w:pos="2160"/>
+        </w:tabs>
+        <w:ind w:left="2160" w:hanging="360"/>
+      </w:pPr>
+      <w:rPr>
+        <w:rFonts w:ascii="Wingdings" w:hAnsi="Wingdings" w:hint="default"/>
+        <w:sz w:val="20"/>
+      </w:rPr>
+    </w:lvl>
+    <w:lvl w:ilvl="3" w:tentative="1">
+      <w:start w:val="1"/>
+      <w:numFmt w:val="bullet"/>
+      <w:lvlText w:val=""/>
+      <w:lvlJc w:val="left"/>
+      <w:pPr>
+        <w:tabs>
+          <w:tab w:val="num" w:pos="2880"/>
+        </w:tabs>
+        <w:ind w:left="2880" w:hanging="360"/>
+      </w:pPr>
+      <w:rPr>
+        <w:rFonts w:ascii="Wingdings" w:hAnsi="Wingdings" w:hint="default"/>
+        <w:sz w:val="20"/>
+      </w:rPr>
+    </w:lvl>
+    <w:lvl w:ilvl="4" w:tentative="1">
+      <w:start w:val="1"/>
+      <w:numFmt w:val="bullet"/>
+      <w:lvlText w:val=""/>
+      <w:lvlJc w:val="left"/>
+      <w:pPr>
+        <w:tabs>
+          <w:tab w:val="num" w:pos="3600"/>
+        </w:tabs>
+        <w:ind w:left="3600" w:hanging="360"/>
+      </w:pPr>
+      <w:rPr>
+        <w:rFonts w:ascii="Wingdings" w:hAnsi="Wingdings" w:hint="default"/>
+        <w:sz w:val="20"/>
+      </w:rPr>
+    </w:lvl>
+    <w:lvl w:ilvl="5" w:tentative="1">
+      <w:start w:val="1"/>
+      <w:numFmt w:val="bullet"/>
+      <w:lvlText w:val=""/>
+      <w:lvlJc w:val="left"/>
+      <w:pPr>
+        <w:tabs>
+          <w:tab w:val="num" w:pos="4320"/>
+        </w:tabs>
+        <w:ind w:left="4320" w:hanging="360"/>
+      </w:pPr>
+      <w:rPr>
+        <w:rFonts w:ascii="Wingdings" w:hAnsi="Wingdings" w:hint="default"/>
+        <w:sz w:val="20"/>
+      </w:rPr>
+    </w:lvl>
+    <w:lvl w:ilvl="6" w:tentative="1">
+      <w:start w:val="1"/>
+      <w:numFmt w:val="bullet"/>
+      <w:lvlText w:val=""/>
+      <w:lvlJc w:val="left"/>
+      <w:pPr>
+        <w:tabs>
+          <w:tab w:val="num" w:pos="5040"/>
+        </w:tabs>
+        <w:ind w:left="5040" w:hanging="360"/>
+      </w:pPr>
+      <w:rPr>
+        <w:rFonts w:ascii="Wingdings" w:hAnsi="Wingdings" w:hint="default"/>
+        <w:sz w:val="20"/>
+      </w:rPr>
+    </w:lvl>
+    <w:lvl w:ilvl="7" w:tentative="1">
+      <w:start w:val="1"/>
+      <w:numFmt w:val="bullet"/>
+      <w:lvlText w:val=""/>
+      <w:lvlJc w:val="left"/>
+      <w:pPr>
+        <w:tabs>
+          <w:tab w:val="num" w:pos="5760"/>
+        </w:tabs>
+        <w:ind w:left="5760" w:hanging="360"/>
+      </w:pPr>
+      <w:rPr>
+        <w:rFonts w:ascii="Wingdings" w:hAnsi="Wingdings" w:hint="default"/>
+        <w:sz w:val="20"/>
+      </w:rPr>
+    </w:lvl>
+    <w:lvl w:ilvl="8" w:tentative="1">
+      <w:start w:val="1"/>
+      <w:numFmt w:val="bullet"/>
+      <w:lvlText w:val=""/>
+      <w:lvlJc w:val="left"/>
+      <w:pPr>
+        <w:tabs>
+          <w:tab w:val="num" w:pos="6480"/>
+        </w:tabs>
+        <w:ind w:left="6480" w:hanging="360"/>
+      </w:pPr>
+      <w:rPr>
+        <w:rFonts w:ascii="Wingdings" w:hAnsi="Wingdings" w:hint="default"/>
+        <w:sz w:val="20"/>
+      </w:rPr>
+    </w:lvl>
+  </w:abstractNum>
+  <w:abstractNum w:abstractNumId="21" w15:restartNumberingAfterBreak="0">
     <w:nsid w:val="41720300"/>
     <w:multiLevelType w:val="multilevel"/>
     <w:tmpl w:val="7E74C80A"/>
@@ -19328,7 +20316,307 @@
       </w:rPr>
     </w:lvl>
   </w:abstractNum>
-  <w:abstractNum w:abstractNumId="14" w15:restartNumberingAfterBreak="0">
+  <w:abstractNum w:abstractNumId="22" w15:restartNumberingAfterBreak="0">
+    <w:nsid w:val="42AB6871"/>
+    <w:multiLevelType w:val="multilevel"/>
+    <w:tmpl w:val="59DCC9BA"/>
+    <w:lvl w:ilvl="0">
+      <w:start w:val="1"/>
+      <w:numFmt w:val="bullet"/>
+      <w:lvlText w:val=""/>
+      <w:lvlJc w:val="left"/>
+      <w:pPr>
+        <w:tabs>
+          <w:tab w:val="num" w:pos="720"/>
+        </w:tabs>
+        <w:ind w:left="720" w:hanging="360"/>
+      </w:pPr>
+      <w:rPr>
+        <w:rFonts w:ascii="Wingdings" w:hAnsi="Wingdings" w:hint="default"/>
+        <w:sz w:val="28"/>
+        <w:szCs w:val="36"/>
+      </w:rPr>
+    </w:lvl>
+    <w:lvl w:ilvl="1" w:tentative="1">
+      <w:start w:val="1"/>
+      <w:numFmt w:val="bullet"/>
+      <w:lvlText w:val="o"/>
+      <w:lvlJc w:val="left"/>
+      <w:pPr>
+        <w:tabs>
+          <w:tab w:val="num" w:pos="1440"/>
+        </w:tabs>
+        <w:ind w:left="1440" w:hanging="360"/>
+      </w:pPr>
+      <w:rPr>
+        <w:rFonts w:ascii="Courier New" w:hAnsi="Courier New" w:hint="default"/>
+        <w:sz w:val="20"/>
+      </w:rPr>
+    </w:lvl>
+    <w:lvl w:ilvl="2" w:tentative="1">
+      <w:start w:val="1"/>
+      <w:numFmt w:val="bullet"/>
+      <w:lvlText w:val=""/>
+      <w:lvlJc w:val="left"/>
+      <w:pPr>
+        <w:tabs>
+          <w:tab w:val="num" w:pos="2160"/>
+        </w:tabs>
+        <w:ind w:left="2160" w:hanging="360"/>
+      </w:pPr>
+      <w:rPr>
+        <w:rFonts w:ascii="Wingdings" w:hAnsi="Wingdings" w:hint="default"/>
+        <w:sz w:val="20"/>
+      </w:rPr>
+    </w:lvl>
+    <w:lvl w:ilvl="3" w:tentative="1">
+      <w:start w:val="1"/>
+      <w:numFmt w:val="bullet"/>
+      <w:lvlText w:val=""/>
+      <w:lvlJc w:val="left"/>
+      <w:pPr>
+        <w:tabs>
+          <w:tab w:val="num" w:pos="2880"/>
+        </w:tabs>
+        <w:ind w:left="2880" w:hanging="360"/>
+      </w:pPr>
+      <w:rPr>
+        <w:rFonts w:ascii="Wingdings" w:hAnsi="Wingdings" w:hint="default"/>
+        <w:sz w:val="20"/>
+      </w:rPr>
+    </w:lvl>
+    <w:lvl w:ilvl="4" w:tentative="1">
+      <w:start w:val="1"/>
+      <w:numFmt w:val="bullet"/>
+      <w:lvlText w:val=""/>
+      <w:lvlJc w:val="left"/>
+      <w:pPr>
+        <w:tabs>
+          <w:tab w:val="num" w:pos="3600"/>
+        </w:tabs>
+        <w:ind w:left="3600" w:hanging="360"/>
+      </w:pPr>
+      <w:rPr>
+        <w:rFonts w:ascii="Wingdings" w:hAnsi="Wingdings" w:hint="default"/>
+        <w:sz w:val="20"/>
+      </w:rPr>
+    </w:lvl>
+    <w:lvl w:ilvl="5" w:tentative="1">
+      <w:start w:val="1"/>
+      <w:numFmt w:val="bullet"/>
+      <w:lvlText w:val=""/>
+      <w:lvlJc w:val="left"/>
+      <w:pPr>
+        <w:tabs>
+          <w:tab w:val="num" w:pos="4320"/>
+        </w:tabs>
+        <w:ind w:left="4320" w:hanging="360"/>
+      </w:pPr>
+      <w:rPr>
+        <w:rFonts w:ascii="Wingdings" w:hAnsi="Wingdings" w:hint="default"/>
+        <w:sz w:val="20"/>
+      </w:rPr>
+    </w:lvl>
+    <w:lvl w:ilvl="6" w:tentative="1">
+      <w:start w:val="1"/>
+      <w:numFmt w:val="bullet"/>
+      <w:lvlText w:val=""/>
+      <w:lvlJc w:val="left"/>
+      <w:pPr>
+        <w:tabs>
+          <w:tab w:val="num" w:pos="5040"/>
+        </w:tabs>
+        <w:ind w:left="5040" w:hanging="360"/>
+      </w:pPr>
+      <w:rPr>
+        <w:rFonts w:ascii="Wingdings" w:hAnsi="Wingdings" w:hint="default"/>
+        <w:sz w:val="20"/>
+      </w:rPr>
+    </w:lvl>
+    <w:lvl w:ilvl="7" w:tentative="1">
+      <w:start w:val="1"/>
+      <w:numFmt w:val="bullet"/>
+      <w:lvlText w:val=""/>
+      <w:lvlJc w:val="left"/>
+      <w:pPr>
+        <w:tabs>
+          <w:tab w:val="num" w:pos="5760"/>
+        </w:tabs>
+        <w:ind w:left="5760" w:hanging="360"/>
+      </w:pPr>
+      <w:rPr>
+        <w:rFonts w:ascii="Wingdings" w:hAnsi="Wingdings" w:hint="default"/>
+        <w:sz w:val="20"/>
+      </w:rPr>
+    </w:lvl>
+    <w:lvl w:ilvl="8" w:tentative="1">
+      <w:start w:val="1"/>
+      <w:numFmt w:val="bullet"/>
+      <w:lvlText w:val=""/>
+      <w:lvlJc w:val="left"/>
+      <w:pPr>
+        <w:tabs>
+          <w:tab w:val="num" w:pos="6480"/>
+        </w:tabs>
+        <w:ind w:left="6480" w:hanging="360"/>
+      </w:pPr>
+      <w:rPr>
+        <w:rFonts w:ascii="Wingdings" w:hAnsi="Wingdings" w:hint="default"/>
+        <w:sz w:val="20"/>
+      </w:rPr>
+    </w:lvl>
+  </w:abstractNum>
+  <w:abstractNum w:abstractNumId="23" w15:restartNumberingAfterBreak="0">
+    <w:nsid w:val="43705C79"/>
+    <w:multiLevelType w:val="multilevel"/>
+    <w:tmpl w:val="59DCC9BA"/>
+    <w:lvl w:ilvl="0">
+      <w:start w:val="1"/>
+      <w:numFmt w:val="bullet"/>
+      <w:lvlText w:val=""/>
+      <w:lvlJc w:val="left"/>
+      <w:pPr>
+        <w:tabs>
+          <w:tab w:val="num" w:pos="720"/>
+        </w:tabs>
+        <w:ind w:left="720" w:hanging="360"/>
+      </w:pPr>
+      <w:rPr>
+        <w:rFonts w:ascii="Wingdings" w:hAnsi="Wingdings" w:hint="default"/>
+        <w:sz w:val="28"/>
+        <w:szCs w:val="36"/>
+      </w:rPr>
+    </w:lvl>
+    <w:lvl w:ilvl="1" w:tentative="1">
+      <w:start w:val="1"/>
+      <w:numFmt w:val="bullet"/>
+      <w:lvlText w:val="o"/>
+      <w:lvlJc w:val="left"/>
+      <w:pPr>
+        <w:tabs>
+          <w:tab w:val="num" w:pos="1440"/>
+        </w:tabs>
+        <w:ind w:left="1440" w:hanging="360"/>
+      </w:pPr>
+      <w:rPr>
+        <w:rFonts w:ascii="Courier New" w:hAnsi="Courier New" w:hint="default"/>
+        <w:sz w:val="20"/>
+      </w:rPr>
+    </w:lvl>
+    <w:lvl w:ilvl="2" w:tentative="1">
+      <w:start w:val="1"/>
+      <w:numFmt w:val="bullet"/>
+      <w:lvlText w:val=""/>
+      <w:lvlJc w:val="left"/>
+      <w:pPr>
+        <w:tabs>
+          <w:tab w:val="num" w:pos="2160"/>
+        </w:tabs>
+        <w:ind w:left="2160" w:hanging="360"/>
+      </w:pPr>
+      <w:rPr>
+        <w:rFonts w:ascii="Wingdings" w:hAnsi="Wingdings" w:hint="default"/>
+        <w:sz w:val="20"/>
+      </w:rPr>
+    </w:lvl>
+    <w:lvl w:ilvl="3" w:tentative="1">
+      <w:start w:val="1"/>
+      <w:numFmt w:val="bullet"/>
+      <w:lvlText w:val=""/>
+      <w:lvlJc w:val="left"/>
+      <w:pPr>
+        <w:tabs>
+          <w:tab w:val="num" w:pos="2880"/>
+        </w:tabs>
+        <w:ind w:left="2880" w:hanging="360"/>
+      </w:pPr>
+      <w:rPr>
+        <w:rFonts w:ascii="Wingdings" w:hAnsi="Wingdings" w:hint="default"/>
+        <w:sz w:val="20"/>
+      </w:rPr>
+    </w:lvl>
+    <w:lvl w:ilvl="4" w:tentative="1">
+      <w:start w:val="1"/>
+      <w:numFmt w:val="bullet"/>
+      <w:lvlText w:val=""/>
+      <w:lvlJc w:val="left"/>
+      <w:pPr>
+        <w:tabs>
+          <w:tab w:val="num" w:pos="3600"/>
+        </w:tabs>
+        <w:ind w:left="3600" w:hanging="360"/>
+      </w:pPr>
+      <w:rPr>
+        <w:rFonts w:ascii="Wingdings" w:hAnsi="Wingdings" w:hint="default"/>
+        <w:sz w:val="20"/>
+      </w:rPr>
+    </w:lvl>
+    <w:lvl w:ilvl="5" w:tentative="1">
+      <w:start w:val="1"/>
+      <w:numFmt w:val="bullet"/>
+      <w:lvlText w:val=""/>
+      <w:lvlJc w:val="left"/>
+      <w:pPr>
+        <w:tabs>
+          <w:tab w:val="num" w:pos="4320"/>
+        </w:tabs>
+        <w:ind w:left="4320" w:hanging="360"/>
+      </w:pPr>
+      <w:rPr>
+        <w:rFonts w:ascii="Wingdings" w:hAnsi="Wingdings" w:hint="default"/>
+        <w:sz w:val="20"/>
+      </w:rPr>
+    </w:lvl>
+    <w:lvl w:ilvl="6" w:tentative="1">
+      <w:start w:val="1"/>
+      <w:numFmt w:val="bullet"/>
+      <w:lvlText w:val=""/>
+      <w:lvlJc w:val="left"/>
+      <w:pPr>
+        <w:tabs>
+          <w:tab w:val="num" w:pos="5040"/>
+        </w:tabs>
+        <w:ind w:left="5040" w:hanging="360"/>
+      </w:pPr>
+      <w:rPr>
+        <w:rFonts w:ascii="Wingdings" w:hAnsi="Wingdings" w:hint="default"/>
+        <w:sz w:val="20"/>
+      </w:rPr>
+    </w:lvl>
+    <w:lvl w:ilvl="7" w:tentative="1">
+      <w:start w:val="1"/>
+      <w:numFmt w:val="bullet"/>
+      <w:lvlText w:val=""/>
+      <w:lvlJc w:val="left"/>
+      <w:pPr>
+        <w:tabs>
+          <w:tab w:val="num" w:pos="5760"/>
+        </w:tabs>
+        <w:ind w:left="5760" w:hanging="360"/>
+      </w:pPr>
+      <w:rPr>
+        <w:rFonts w:ascii="Wingdings" w:hAnsi="Wingdings" w:hint="default"/>
+        <w:sz w:val="20"/>
+      </w:rPr>
+    </w:lvl>
+    <w:lvl w:ilvl="8" w:tentative="1">
+      <w:start w:val="1"/>
+      <w:numFmt w:val="bullet"/>
+      <w:lvlText w:val=""/>
+      <w:lvlJc w:val="left"/>
+      <w:pPr>
+        <w:tabs>
+          <w:tab w:val="num" w:pos="6480"/>
+        </w:tabs>
+        <w:ind w:left="6480" w:hanging="360"/>
+      </w:pPr>
+      <w:rPr>
+        <w:rFonts w:ascii="Wingdings" w:hAnsi="Wingdings" w:hint="default"/>
+        <w:sz w:val="20"/>
+      </w:rPr>
+    </w:lvl>
+  </w:abstractNum>
+  <w:abstractNum w:abstractNumId="24" w15:restartNumberingAfterBreak="0">
     <w:nsid w:val="44082115"/>
     <w:multiLevelType w:val="multilevel"/>
     <w:tmpl w:val="B442DC36"/>
@@ -19477,7 +20765,7 @@
       </w:rPr>
     </w:lvl>
   </w:abstractNum>
-  <w:abstractNum w:abstractNumId="15" w15:restartNumberingAfterBreak="0">
+  <w:abstractNum w:abstractNumId="25" w15:restartNumberingAfterBreak="0">
     <w:nsid w:val="482D1E96"/>
     <w:multiLevelType w:val="multilevel"/>
     <w:tmpl w:val="41081DFA"/>
@@ -19626,7 +20914,7 @@
       </w:rPr>
     </w:lvl>
   </w:abstractNum>
-  <w:abstractNum w:abstractNumId="16" w15:restartNumberingAfterBreak="0">
+  <w:abstractNum w:abstractNumId="26" w15:restartNumberingAfterBreak="0">
     <w:nsid w:val="4ECD5F55"/>
     <w:multiLevelType w:val="multilevel"/>
     <w:tmpl w:val="F036EE14"/>
@@ -19775,7 +21063,157 @@
       </w:rPr>
     </w:lvl>
   </w:abstractNum>
-  <w:abstractNum w:abstractNumId="17" w15:restartNumberingAfterBreak="0">
+  <w:abstractNum w:abstractNumId="27" w15:restartNumberingAfterBreak="0">
+    <w:nsid w:val="51EB79DB"/>
+    <w:multiLevelType w:val="multilevel"/>
+    <w:tmpl w:val="59DCC9BA"/>
+    <w:lvl w:ilvl="0">
+      <w:start w:val="1"/>
+      <w:numFmt w:val="bullet"/>
+      <w:lvlText w:val=""/>
+      <w:lvlJc w:val="left"/>
+      <w:pPr>
+        <w:tabs>
+          <w:tab w:val="num" w:pos="720"/>
+        </w:tabs>
+        <w:ind w:left="720" w:hanging="360"/>
+      </w:pPr>
+      <w:rPr>
+        <w:rFonts w:ascii="Wingdings" w:hAnsi="Wingdings" w:hint="default"/>
+        <w:sz w:val="28"/>
+        <w:szCs w:val="36"/>
+      </w:rPr>
+    </w:lvl>
+    <w:lvl w:ilvl="1" w:tentative="1">
+      <w:start w:val="1"/>
+      <w:numFmt w:val="bullet"/>
+      <w:lvlText w:val="o"/>
+      <w:lvlJc w:val="left"/>
+      <w:pPr>
+        <w:tabs>
+          <w:tab w:val="num" w:pos="1440"/>
+        </w:tabs>
+        <w:ind w:left="1440" w:hanging="360"/>
+      </w:pPr>
+      <w:rPr>
+        <w:rFonts w:ascii="Courier New" w:hAnsi="Courier New" w:hint="default"/>
+        <w:sz w:val="20"/>
+      </w:rPr>
+    </w:lvl>
+    <w:lvl w:ilvl="2" w:tentative="1">
+      <w:start w:val="1"/>
+      <w:numFmt w:val="bullet"/>
+      <w:lvlText w:val=""/>
+      <w:lvlJc w:val="left"/>
+      <w:pPr>
+        <w:tabs>
+          <w:tab w:val="num" w:pos="2160"/>
+        </w:tabs>
+        <w:ind w:left="2160" w:hanging="360"/>
+      </w:pPr>
+      <w:rPr>
+        <w:rFonts w:ascii="Wingdings" w:hAnsi="Wingdings" w:hint="default"/>
+        <w:sz w:val="20"/>
+      </w:rPr>
+    </w:lvl>
+    <w:lvl w:ilvl="3" w:tentative="1">
+      <w:start w:val="1"/>
+      <w:numFmt w:val="bullet"/>
+      <w:lvlText w:val=""/>
+      <w:lvlJc w:val="left"/>
+      <w:pPr>
+        <w:tabs>
+          <w:tab w:val="num" w:pos="2880"/>
+        </w:tabs>
+        <w:ind w:left="2880" w:hanging="360"/>
+      </w:pPr>
+      <w:rPr>
+        <w:rFonts w:ascii="Wingdings" w:hAnsi="Wingdings" w:hint="default"/>
+        <w:sz w:val="20"/>
+      </w:rPr>
+    </w:lvl>
+    <w:lvl w:ilvl="4" w:tentative="1">
+      <w:start w:val="1"/>
+      <w:numFmt w:val="bullet"/>
+      <w:lvlText w:val=""/>
+      <w:lvlJc w:val="left"/>
+      <w:pPr>
+        <w:tabs>
+          <w:tab w:val="num" w:pos="3600"/>
+        </w:tabs>
+        <w:ind w:left="3600" w:hanging="360"/>
+      </w:pPr>
+      <w:rPr>
+        <w:rFonts w:ascii="Wingdings" w:hAnsi="Wingdings" w:hint="default"/>
+        <w:sz w:val="20"/>
+      </w:rPr>
+    </w:lvl>
+    <w:lvl w:ilvl="5" w:tentative="1">
+      <w:start w:val="1"/>
+      <w:numFmt w:val="bullet"/>
+      <w:lvlText w:val=""/>
+      <w:lvlJc w:val="left"/>
+      <w:pPr>
+        <w:tabs>
+          <w:tab w:val="num" w:pos="4320"/>
+        </w:tabs>
+        <w:ind w:left="4320" w:hanging="360"/>
+      </w:pPr>
+      <w:rPr>
+        <w:rFonts w:ascii="Wingdings" w:hAnsi="Wingdings" w:hint="default"/>
+        <w:sz w:val="20"/>
+      </w:rPr>
+    </w:lvl>
+    <w:lvl w:ilvl="6" w:tentative="1">
+      <w:start w:val="1"/>
+      <w:numFmt w:val="bullet"/>
+      <w:lvlText w:val=""/>
+      <w:lvlJc w:val="left"/>
+      <w:pPr>
+        <w:tabs>
+          <w:tab w:val="num" w:pos="5040"/>
+        </w:tabs>
+        <w:ind w:left="5040" w:hanging="360"/>
+      </w:pPr>
+      <w:rPr>
+        <w:rFonts w:ascii="Wingdings" w:hAnsi="Wingdings" w:hint="default"/>
+        <w:sz w:val="20"/>
+      </w:rPr>
+    </w:lvl>
+    <w:lvl w:ilvl="7" w:tentative="1">
+      <w:start w:val="1"/>
+      <w:numFmt w:val="bullet"/>
+      <w:lvlText w:val=""/>
+      <w:lvlJc w:val="left"/>
+      <w:pPr>
+        <w:tabs>
+          <w:tab w:val="num" w:pos="5760"/>
+        </w:tabs>
+        <w:ind w:left="5760" w:hanging="360"/>
+      </w:pPr>
+      <w:rPr>
+        <w:rFonts w:ascii="Wingdings" w:hAnsi="Wingdings" w:hint="default"/>
+        <w:sz w:val="20"/>
+      </w:rPr>
+    </w:lvl>
+    <w:lvl w:ilvl="8" w:tentative="1">
+      <w:start w:val="1"/>
+      <w:numFmt w:val="bullet"/>
+      <w:lvlText w:val=""/>
+      <w:lvlJc w:val="left"/>
+      <w:pPr>
+        <w:tabs>
+          <w:tab w:val="num" w:pos="6480"/>
+        </w:tabs>
+        <w:ind w:left="6480" w:hanging="360"/>
+      </w:pPr>
+      <w:rPr>
+        <w:rFonts w:ascii="Wingdings" w:hAnsi="Wingdings" w:hint="default"/>
+        <w:sz w:val="20"/>
+      </w:rPr>
+    </w:lvl>
+  </w:abstractNum>
+  <w:abstractNum w:abstractNumId="28" w15:restartNumberingAfterBreak="0">
     <w:nsid w:val="53687D6D"/>
     <w:multiLevelType w:val="multilevel"/>
     <w:tmpl w:val="1FA08BEE"/>
@@ -19924,7 +21362,7 @@
       </w:rPr>
     </w:lvl>
   </w:abstractNum>
-  <w:abstractNum w:abstractNumId="18" w15:restartNumberingAfterBreak="0">
+  <w:abstractNum w:abstractNumId="29" w15:restartNumberingAfterBreak="0">
     <w:nsid w:val="550F6DE8"/>
     <w:multiLevelType w:val="multilevel"/>
     <w:tmpl w:val="79E851BA"/>
@@ -20073,7 +21511,157 @@
       </w:rPr>
     </w:lvl>
   </w:abstractNum>
-  <w:abstractNum w:abstractNumId="19" w15:restartNumberingAfterBreak="0">
+  <w:abstractNum w:abstractNumId="30" w15:restartNumberingAfterBreak="0">
+    <w:nsid w:val="55C94A2E"/>
+    <w:multiLevelType w:val="multilevel"/>
+    <w:tmpl w:val="4C4EA892"/>
+    <w:lvl w:ilvl="0">
+      <w:start w:val="1"/>
+      <w:numFmt w:val="bullet"/>
+      <w:lvlText w:val=""/>
+      <w:lvlJc w:val="left"/>
+      <w:pPr>
+        <w:tabs>
+          <w:tab w:val="num" w:pos="720"/>
+        </w:tabs>
+        <w:ind w:left="720" w:hanging="360"/>
+      </w:pPr>
+      <w:rPr>
+        <w:rFonts w:ascii="Wingdings" w:hAnsi="Wingdings" w:hint="default"/>
+        <w:sz w:val="28"/>
+        <w:szCs w:val="36"/>
+      </w:rPr>
+    </w:lvl>
+    <w:lvl w:ilvl="1" w:tentative="1">
+      <w:start w:val="1"/>
+      <w:numFmt w:val="bullet"/>
+      <w:lvlText w:val="o"/>
+      <w:lvlJc w:val="left"/>
+      <w:pPr>
+        <w:tabs>
+          <w:tab w:val="num" w:pos="1440"/>
+        </w:tabs>
+        <w:ind w:left="1440" w:hanging="360"/>
+      </w:pPr>
+      <w:rPr>
+        <w:rFonts w:ascii="Courier New" w:hAnsi="Courier New" w:hint="default"/>
+        <w:sz w:val="20"/>
+      </w:rPr>
+    </w:lvl>
+    <w:lvl w:ilvl="2" w:tentative="1">
+      <w:start w:val="1"/>
+      <w:numFmt w:val="bullet"/>
+      <w:lvlText w:val=""/>
+      <w:lvlJc w:val="left"/>
+      <w:pPr>
+        <w:tabs>
+          <w:tab w:val="num" w:pos="2160"/>
+        </w:tabs>
+        <w:ind w:left="2160" w:hanging="360"/>
+      </w:pPr>
+      <w:rPr>
+        <w:rFonts w:ascii="Wingdings" w:hAnsi="Wingdings" w:hint="default"/>
+        <w:sz w:val="20"/>
+      </w:rPr>
+    </w:lvl>
+    <w:lvl w:ilvl="3" w:tentative="1">
+      <w:start w:val="1"/>
+      <w:numFmt w:val="bullet"/>
+      <w:lvlText w:val=""/>
+      <w:lvlJc w:val="left"/>
+      <w:pPr>
+        <w:tabs>
+          <w:tab w:val="num" w:pos="2880"/>
+        </w:tabs>
+        <w:ind w:left="2880" w:hanging="360"/>
+      </w:pPr>
+      <w:rPr>
+        <w:rFonts w:ascii="Wingdings" w:hAnsi="Wingdings" w:hint="default"/>
+        <w:sz w:val="20"/>
+      </w:rPr>
+    </w:lvl>
+    <w:lvl w:ilvl="4" w:tentative="1">
+      <w:start w:val="1"/>
+      <w:numFmt w:val="bullet"/>
+      <w:lvlText w:val=""/>
+      <w:lvlJc w:val="left"/>
+      <w:pPr>
+        <w:tabs>
+          <w:tab w:val="num" w:pos="3600"/>
+        </w:tabs>
+        <w:ind w:left="3600" w:hanging="360"/>
+      </w:pPr>
+      <w:rPr>
+        <w:rFonts w:ascii="Wingdings" w:hAnsi="Wingdings" w:hint="default"/>
+        <w:sz w:val="20"/>
+      </w:rPr>
+    </w:lvl>
+    <w:lvl w:ilvl="5" w:tentative="1">
+      <w:start w:val="1"/>
+      <w:numFmt w:val="bullet"/>
+      <w:lvlText w:val=""/>
+      <w:lvlJc w:val="left"/>
+      <w:pPr>
+        <w:tabs>
+          <w:tab w:val="num" w:pos="4320"/>
+        </w:tabs>
+        <w:ind w:left="4320" w:hanging="360"/>
+      </w:pPr>
+      <w:rPr>
+        <w:rFonts w:ascii="Wingdings" w:hAnsi="Wingdings" w:hint="default"/>
+        <w:sz w:val="20"/>
+      </w:rPr>
+    </w:lvl>
+    <w:lvl w:ilvl="6" w:tentative="1">
+      <w:start w:val="1"/>
+      <w:numFmt w:val="bullet"/>
+      <w:lvlText w:val=""/>
+      <w:lvlJc w:val="left"/>
+      <w:pPr>
+        <w:tabs>
+          <w:tab w:val="num" w:pos="5040"/>
+        </w:tabs>
+        <w:ind w:left="5040" w:hanging="360"/>
+      </w:pPr>
+      <w:rPr>
+        <w:rFonts w:ascii="Wingdings" w:hAnsi="Wingdings" w:hint="default"/>
+        <w:sz w:val="20"/>
+      </w:rPr>
+    </w:lvl>
+    <w:lvl w:ilvl="7" w:tentative="1">
+      <w:start w:val="1"/>
+      <w:numFmt w:val="bullet"/>
+      <w:lvlText w:val=""/>
+      <w:lvlJc w:val="left"/>
+      <w:pPr>
+        <w:tabs>
+          <w:tab w:val="num" w:pos="5760"/>
+        </w:tabs>
+        <w:ind w:left="5760" w:hanging="360"/>
+      </w:pPr>
+      <w:rPr>
+        <w:rFonts w:ascii="Wingdings" w:hAnsi="Wingdings" w:hint="default"/>
+        <w:sz w:val="20"/>
+      </w:rPr>
+    </w:lvl>
+    <w:lvl w:ilvl="8" w:tentative="1">
+      <w:start w:val="1"/>
+      <w:numFmt w:val="bullet"/>
+      <w:lvlText w:val=""/>
+      <w:lvlJc w:val="left"/>
+      <w:pPr>
+        <w:tabs>
+          <w:tab w:val="num" w:pos="6480"/>
+        </w:tabs>
+        <w:ind w:left="6480" w:hanging="360"/>
+      </w:pPr>
+      <w:rPr>
+        <w:rFonts w:ascii="Wingdings" w:hAnsi="Wingdings" w:hint="default"/>
+        <w:sz w:val="20"/>
+      </w:rPr>
+    </w:lvl>
+  </w:abstractNum>
+  <w:abstractNum w:abstractNumId="31" w15:restartNumberingAfterBreak="0">
     <w:nsid w:val="579110CB"/>
     <w:multiLevelType w:val="multilevel"/>
     <w:tmpl w:val="FEFA5974"/>
@@ -20222,7 +21810,7 @@
       </w:rPr>
     </w:lvl>
   </w:abstractNum>
-  <w:abstractNum w:abstractNumId="20" w15:restartNumberingAfterBreak="0">
+  <w:abstractNum w:abstractNumId="32" w15:restartNumberingAfterBreak="0">
     <w:nsid w:val="67336B07"/>
     <w:multiLevelType w:val="multilevel"/>
     <w:tmpl w:val="52F27B64"/>
@@ -20371,7 +21959,7 @@
       </w:rPr>
     </w:lvl>
   </w:abstractNum>
-  <w:abstractNum w:abstractNumId="21" w15:restartNumberingAfterBreak="0">
+  <w:abstractNum w:abstractNumId="33" w15:restartNumberingAfterBreak="0">
     <w:nsid w:val="6A62751D"/>
     <w:multiLevelType w:val="multilevel"/>
     <w:tmpl w:val="3EC8CDE0"/>
@@ -20520,7 +22108,7 @@
       </w:rPr>
     </w:lvl>
   </w:abstractNum>
-  <w:abstractNum w:abstractNumId="22" w15:restartNumberingAfterBreak="0">
+  <w:abstractNum w:abstractNumId="34" w15:restartNumberingAfterBreak="0">
     <w:nsid w:val="72B61094"/>
     <w:multiLevelType w:val="multilevel"/>
     <w:tmpl w:val="7680AA66"/>
@@ -20670,73 +22258,109 @@
     </w:lvl>
   </w:abstractNum>
   <w:num w:numId="1" w16cid:durableId="1275208382">
-    <w:abstractNumId w:val="4"/>
+    <w:abstractNumId w:val="5"/>
   </w:num>
   <w:num w:numId="2" w16cid:durableId="1491486829">
+    <w:abstractNumId w:val="3"/>
+  </w:num>
+  <w:num w:numId="3" w16cid:durableId="1703507458">
+    <w:abstractNumId w:val="15"/>
+  </w:num>
+  <w:num w:numId="4" w16cid:durableId="1645549340">
+    <w:abstractNumId w:val="33"/>
+  </w:num>
+  <w:num w:numId="5" w16cid:durableId="163014512">
+    <w:abstractNumId w:val="12"/>
+  </w:num>
+  <w:num w:numId="6" w16cid:durableId="1709649176">
     <w:abstractNumId w:val="2"/>
   </w:num>
-  <w:num w:numId="3" w16cid:durableId="1703507458">
+  <w:num w:numId="7" w16cid:durableId="1146701729">
+    <w:abstractNumId w:val="18"/>
+  </w:num>
+  <w:num w:numId="8" w16cid:durableId="1141843013">
     <w:abstractNumId w:val="9"/>
   </w:num>
-  <w:num w:numId="4" w16cid:durableId="1645549340">
+  <w:num w:numId="9" w16cid:durableId="724374637">
+    <w:abstractNumId w:val="19"/>
+  </w:num>
+  <w:num w:numId="10" w16cid:durableId="1880701110">
     <w:abstractNumId w:val="21"/>
   </w:num>
-  <w:num w:numId="5" w16cid:durableId="163014512">
-    <w:abstractNumId w:val="6"/>
-  </w:num>
-  <w:num w:numId="6" w16cid:durableId="1709649176">
-    <w:abstractNumId w:val="1"/>
-  </w:num>
-  <w:num w:numId="7" w16cid:durableId="1146701729">
-    <w:abstractNumId w:val="11"/>
-  </w:num>
-  <w:num w:numId="8" w16cid:durableId="1141843013">
-    <w:abstractNumId w:val="5"/>
-  </w:num>
-  <w:num w:numId="9" w16cid:durableId="724374637">
-    <w:abstractNumId w:val="12"/>
-  </w:num>
-  <w:num w:numId="10" w16cid:durableId="1880701110">
-    <w:abstractNumId w:val="13"/>
-  </w:num>
   <w:num w:numId="11" w16cid:durableId="1733039376">
-    <w:abstractNumId w:val="8"/>
+    <w:abstractNumId w:val="14"/>
   </w:num>
   <w:num w:numId="12" w16cid:durableId="1584993747">
-    <w:abstractNumId w:val="10"/>
+    <w:abstractNumId w:val="17"/>
   </w:num>
   <w:num w:numId="13" w16cid:durableId="1594968814">
-    <w:abstractNumId w:val="22"/>
+    <w:abstractNumId w:val="34"/>
   </w:num>
   <w:num w:numId="14" w16cid:durableId="1224020565">
-    <w:abstractNumId w:val="17"/>
+    <w:abstractNumId w:val="28"/>
   </w:num>
   <w:num w:numId="15" w16cid:durableId="642389182">
     <w:abstractNumId w:val="0"/>
   </w:num>
   <w:num w:numId="16" w16cid:durableId="358315644">
+    <w:abstractNumId w:val="32"/>
+  </w:num>
+  <w:num w:numId="17" w16cid:durableId="1396245885">
+    <w:abstractNumId w:val="29"/>
+  </w:num>
+  <w:num w:numId="18" w16cid:durableId="550771879">
+    <w:abstractNumId w:val="25"/>
+  </w:num>
+  <w:num w:numId="19" w16cid:durableId="156774149">
+    <w:abstractNumId w:val="31"/>
+  </w:num>
+  <w:num w:numId="20" w16cid:durableId="1531336583">
+    <w:abstractNumId w:val="4"/>
+  </w:num>
+  <w:num w:numId="21" w16cid:durableId="1577133186">
+    <w:abstractNumId w:val="13"/>
+  </w:num>
+  <w:num w:numId="22" w16cid:durableId="2081824264">
+    <w:abstractNumId w:val="26"/>
+  </w:num>
+  <w:num w:numId="23" w16cid:durableId="1656257229">
+    <w:abstractNumId w:val="24"/>
+  </w:num>
+  <w:num w:numId="24" w16cid:durableId="2141802297">
+    <w:abstractNumId w:val="16"/>
+  </w:num>
+  <w:num w:numId="25" w16cid:durableId="2080981159">
+    <w:abstractNumId w:val="30"/>
+  </w:num>
+  <w:num w:numId="26" w16cid:durableId="1323967481">
+    <w:abstractNumId w:val="7"/>
+  </w:num>
+  <w:num w:numId="27" w16cid:durableId="422993941">
+    <w:abstractNumId w:val="10"/>
+  </w:num>
+  <w:num w:numId="28" w16cid:durableId="1392772069">
+    <w:abstractNumId w:val="6"/>
+  </w:num>
+  <w:num w:numId="29" w16cid:durableId="648287073">
+    <w:abstractNumId w:val="27"/>
+  </w:num>
+  <w:num w:numId="30" w16cid:durableId="1614290073">
+    <w:abstractNumId w:val="22"/>
+  </w:num>
+  <w:num w:numId="31" w16cid:durableId="1661928622">
+    <w:abstractNumId w:val="23"/>
+  </w:num>
+  <w:num w:numId="32" w16cid:durableId="356465058">
     <w:abstractNumId w:val="20"/>
   </w:num>
-  <w:num w:numId="17" w16cid:durableId="1396245885">
-    <w:abstractNumId w:val="18"/>
+  <w:num w:numId="33" w16cid:durableId="102460667">
+    <w:abstractNumId w:val="11"/>
   </w:num>
-  <w:num w:numId="18" w16cid:durableId="550771879">
-    <w:abstractNumId w:val="15"/>
+  <w:num w:numId="34" w16cid:durableId="116607181">
+    <w:abstractNumId w:val="8"/>
   </w:num>
-  <w:num w:numId="19" w16cid:durableId="156774149">
-    <w:abstractNumId w:val="19"/>
-  </w:num>
-  <w:num w:numId="20" w16cid:durableId="1531336583">
-    <w:abstractNumId w:val="3"/>
-  </w:num>
-  <w:num w:numId="21" w16cid:durableId="1577133186">
-    <w:abstractNumId w:val="7"/>
-  </w:num>
-  <w:num w:numId="22" w16cid:durableId="2081824264">
-    <w:abstractNumId w:val="16"/>
-  </w:num>
-  <w:num w:numId="23" w16cid:durableId="1656257229">
-    <w:abstractNumId w:val="14"/>
+  <w:num w:numId="35" w16cid:durableId="30230969">
+    <w:abstractNumId w:val="1"/>
   </w:num>
 </w:numbering>
 </file>
